--- a/submission/02_配套文档/docx/测试分析报告.docx
+++ b/submission/02_配套文档/docx/测试分析报告.docx
@@ -61,7 +61,7 @@
           <w:color w:val="666666"/>
           <w:sz w:val="21"/>
         </w:rPr>
-        <w:t>中国软件杯 A3 赛题 · 基于大模型的个性化资源生成与学习多智能体系统开发</w:t>
+        <w:t>2026 福建高校「火山杯」Agent 创新大赛 · 参赛作品</w:t>
       </w:r>
     </w:p>
     <w:p>
@@ -92,7 +92,7 @@
           <w:color w:val="1A1A2E"/>
           <w:sz w:val="21"/>
         </w:rPr>
-        <w:t>文档版本：v2.0    日期：2026-07-20</w:t>
+        <w:t>文档版本：v2.1    日期：2026-09-19</w:t>
       </w:r>
     </w:p>
     <w:p>
@@ -732,7 +732,7 @@
                 <w:color w:val="1A1A2E"/>
                 <w:sz w:val="19"/>
               </w:rPr>
-              <w:t>10 节点主链路</w:t>
+              <w:t>11 节点主链路</w:t>
             </w:r>
           </w:p>
         </w:tc>
@@ -895,7 +895,7 @@
           <w:color w:val="1A1A2E"/>
           <w:sz w:val="21"/>
         </w:rPr>
-        <w:t xml:space="preserve">：10 节点 </w:t>
+        <w:t xml:space="preserve">：11 节点 </w:t>
       </w:r>
       <w:r>
         <w:rPr>
@@ -2144,7 +2144,7 @@
           <w:color w:val="1A1A2E"/>
           <w:sz w:val="21"/>
         </w:rPr>
-        <w:t>系统在功能完整性（10 节点编排、7 类资源、双重防幻觉、讯飞 10 能力）、前端质量（类型零错误、玻璃态设计系统）、安全性（密钥/沙箱/配额/隔离）三方面均达到交付标准。防幻觉知识支撑度校验为教学可信场景的关键创新点，已端到端闭环。</w:t>
+        <w:t>系统在功能完整性（11 节点编排、7 类资源、双重防幻觉、讯飞 10 能力）、前端质量（类型零错误、玻璃态设计系统）、安全性（密钥/沙箱/配额/隔离）三方面均达到交付标准。防幻觉知识支撑度校验为教学可信场景的关键创新点，已端到端闭环。</w:t>
       </w:r>
     </w:p>
     <w:p>

--- a/submission/02_配套文档/docx/测试分析报告.docx
+++ b/submission/02_配套文档/docx/测试分析报告.docx
@@ -2266,7 +2266,7 @@
           <w:color w:val="999999"/>
           <w:sz w:val="17"/>
         </w:rPr>
-        <w:t>━ 本文档由 MARS-408 参赛团队编写，配套中国软件杯 A3 赛题提交 ━</w:t>
+        <w:t>━ 本文档由 MARS-408 参赛团队编写，2026 福建高校「火山杯」Agent 创新大赛参赛配套 ━</w:t>
       </w:r>
     </w:p>
     <w:sectPr>

--- a/submission/02_配套文档/docx/测试分析报告.docx
+++ b/submission/02_配套文档/docx/测试分析报告.docx
@@ -2,20 +2,22 @@
 <file path=word/document.xml><?xml version="1.0" encoding="utf-8"?>
 <w:document xmlns:wpc="http://schemas.microsoft.com/office/word/2010/wordprocessingCanvas" xmlns:mo="http://schemas.microsoft.com/office/mac/office/2008/main" xmlns:mc="http://schemas.openxmlformats.org/markup-compatibility/2006" xmlns:mv="urn:schemas-microsoft-com:mac:vml" xmlns:o="urn:schemas-microsoft-com:office:office" xmlns:r="http://schemas.openxmlformats.org/officeDocument/2006/relationships" xmlns:m="http://schemas.openxmlformats.org/officeDocument/2006/math" xmlns:v="urn:schemas-microsoft-com:vml" xmlns:wp14="http://schemas.microsoft.com/office/word/2010/wordprocessingDrawing" xmlns:wp="http://schemas.openxmlformats.org/drawingml/2006/wordprocessingDrawing" xmlns:w10="urn:schemas-microsoft-com:office:word" xmlns:w="http://schemas.openxmlformats.org/wordprocessingml/2006/main" xmlns:w14="http://schemas.microsoft.com/office/word/2010/wordml" xmlns:wpg="http://schemas.microsoft.com/office/word/2010/wordprocessingGroup" xmlns:wpi="http://schemas.microsoft.com/office/word/2010/wordprocessingInk" xmlns:wne="http://schemas.microsoft.com/office/word/2006/wordml" xmlns:wps="http://schemas.microsoft.com/office/word/2010/wordprocessingShape" mc:Ignorable="w14 wp14">
   <w:body>
+    <w:p/>
+    <w:p/>
+    <w:p/>
     <w:p>
       <w:pPr>
-        <w:spacing w:after="0"/>
+        <w:jc w:val="center"/>
       </w:pPr>
-    </w:p>
-    <w:p>
-      <w:pPr>
-        <w:spacing w:after="0"/>
-      </w:pPr>
-    </w:p>
-    <w:p>
-      <w:pPr>
-        <w:spacing w:after="0"/>
-      </w:pPr>
+      <w:r>
+        <w:rPr>
+          <w:rFonts w:ascii="Calibri" w:hAnsi="Calibri" w:eastAsia="宋体"/>
+          <w:b/>
+          <w:color w:val="6C2BD9"/>
+          <w:sz w:val="26"/>
+        </w:rPr>
+        <w:t>闽江大学 · 芒得很职</w:t>
+      </w:r>
     </w:p>
     <w:p>
       <w:pPr>
@@ -23,45 +25,12 @@
       </w:pPr>
       <w:r>
         <w:rPr>
-          <w:rFonts w:ascii="Calibri" w:hAnsi="Calibri" w:eastAsia="黑体"/>
+          <w:rFonts w:ascii="Calibri" w:hAnsi="Calibri" w:eastAsia="宋体"/>
           <w:b/>
-          <w:i w:val="0"/>
-          <w:color w:val="6C2BD9"/>
-          <w:sz w:val="26"/>
-        </w:rPr>
-        <w:t>MARS-408 · 计算机408考研个性化学习多智能体系统</w:t>
-      </w:r>
-    </w:p>
-    <w:p>
-      <w:pPr>
-        <w:spacing w:before="480" w:after="160"/>
-        <w:jc w:val="center"/>
-      </w:pPr>
-      <w:r>
-        <w:rPr>
-          <w:rFonts w:ascii="Calibri" w:hAnsi="Calibri" w:eastAsia="黑体"/>
-          <w:b/>
-          <w:i w:val="0"/>
           <w:color w:val="1A1A2E"/>
           <w:sz w:val="52"/>
         </w:rPr>
         <w:t>测试分析报告</w:t>
-      </w:r>
-    </w:p>
-    <w:p>
-      <w:pPr>
-        <w:spacing w:before="360"/>
-        <w:jc w:val="center"/>
-      </w:pPr>
-      <w:r>
-        <w:rPr>
-          <w:rFonts w:ascii="Calibri" w:hAnsi="Calibri" w:eastAsia="宋体"/>
-          <w:b w:val="0"/>
-          <w:i w:val="0"/>
-          <w:color w:val="666666"/>
-          <w:sz w:val="21"/>
-        </w:rPr>
-        <w:t>2026 福建高校「火山杯」Agent 创新大赛 · 参赛作品</w:t>
       </w:r>
     </w:p>
     <w:p>
@@ -72,27 +41,10 @@
         <w:rPr>
           <w:rFonts w:ascii="Calibri" w:hAnsi="Calibri" w:eastAsia="宋体"/>
           <w:b w:val="0"/>
-          <w:i w:val="0"/>
-          <w:color w:val="6C2BD9"/>
-          <w:sz w:val="22"/>
-        </w:rPr>
-        <w:t>━━━━━━━━━━━━━━━━━━</w:t>
-      </w:r>
-    </w:p>
-    <w:p>
-      <w:pPr>
-        <w:spacing w:before="240"/>
-        <w:jc w:val="center"/>
-      </w:pPr>
-      <w:r>
-        <w:rPr>
-          <w:rFonts w:ascii="Calibri" w:hAnsi="Calibri" w:eastAsia="宋体"/>
-          <w:b w:val="0"/>
-          <w:i w:val="0"/>
-          <w:color w:val="1A1A2E"/>
+          <w:color w:val="666666"/>
           <w:sz w:val="21"/>
         </w:rPr>
-        <w:t>文档版本：v2.1    日期：2026-09-19</w:t>
+        <w:t>计算机类学生职业素养对抗实训平台</w:t>
       </w:r>
     </w:p>
     <w:p>
@@ -103,28 +55,35 @@
         <w:rPr>
           <w:rFonts w:ascii="Calibri" w:hAnsi="Calibri" w:eastAsia="宋体"/>
           <w:b w:val="0"/>
-          <w:i w:val="0"/>
-          <w:color w:val="1A1A2E"/>
-          <w:sz w:val="21"/>
+          <w:color w:val="6C2BD9"/>
+          <w:sz w:val="22"/>
         </w:rPr>
-        <w:t>提交方：MARS-408 参赛团队    赛题组别：A 组</w:t>
-      </w:r>
-    </w:p>
-    <w:p>
-      <w:r>
-        <w:br w:type="page"/>
+        <w:t>━━━━━━━━━━━━━━━━━━━━━━━━━━━━━━━━━━</w:t>
       </w:r>
     </w:p>
     <w:p>
       <w:pPr>
-        <w:spacing w:after="160"/>
         <w:jc w:val="center"/>
       </w:pPr>
       <w:r>
         <w:rPr>
-          <w:rFonts w:ascii="Calibri" w:hAnsi="Calibri" w:eastAsia="黑体"/>
+          <w:rFonts w:ascii="Calibri" w:hAnsi="Calibri" w:eastAsia="宋体"/>
+          <w:b w:val="0"/>
+          <w:color w:val="1A1A2E"/>
+          <w:sz w:val="21"/>
+        </w:rPr>
+        <w:t>闽江大学 · 计算机类学生职业素养对抗实训平台</w:t>
+      </w:r>
+    </w:p>
+    <w:p/>
+    <w:p>
+      <w:pPr>
+        <w:jc w:val="center"/>
+      </w:pPr>
+      <w:r>
+        <w:rPr>
+          <w:rFonts w:ascii="Calibri" w:hAnsi="Calibri" w:eastAsia="宋体"/>
           <w:b/>
-          <w:i w:val="0"/>
           <w:color w:val="6C2BD9"/>
           <w:sz w:val="30"/>
         </w:rPr>
@@ -133,18 +92,26 @@
     </w:p>
     <w:p>
       <w:r>
+        <w:rPr>
+          <w:rFonts w:ascii="Calibri" w:hAnsi="Calibri" w:eastAsia="宋体"/>
+          <w:color w:val="1A1A2E"/>
+          <w:sz w:val="21"/>
+        </w:rPr>
         <w:fldChar w:fldCharType="begin"/>
         <w:instrText xml:space="preserve">TOC \o "1-3" \h \z \u</w:instrText>
         <w:fldChar w:fldCharType="separate"/>
-        <w:t>右键更新域可生成目录</w:t>
         <w:fldChar w:fldCharType="end"/>
       </w:r>
-    </w:p>
-    <w:p>
       <w:r>
-        <w:br w:type="page"/>
+        <w:rPr>
+          <w:rFonts w:ascii="Calibri" w:hAnsi="Calibri" w:eastAsia="宋体"/>
+          <w:color w:val="666666"/>
+          <w:sz w:val="21"/>
+        </w:rPr>
+        <w:t>右键更新域可生成目录</w:t>
       </w:r>
     </w:p>
+    <w:p/>
     <w:p>
       <w:pPr>
         <w:spacing w:before="60" w:after="60" w:line="312" w:lineRule="auto"/>
@@ -205,7 +172,7 @@
           <w:color w:val="666666"/>
           <w:sz w:val="20"/>
         </w:rPr>
-        <w:t>MARS-408 多智能体个性化学习系统（NetLearn）</w:t>
+        <w:t>芒得很职 多智能体个性化学习系统（芒得很职）</w:t>
       </w:r>
       <w:r>
         <w:br/>
@@ -229,7 +196,6 @@
         <w:rPr>
           <w:rFonts w:ascii="Calibri" w:hAnsi="Calibri" w:eastAsia="宋体"/>
           <w:b w:val="0"/>
-          <w:i w:val="0"/>
           <w:color w:val="999999"/>
           <w:sz w:val="18"/>
         </w:rPr>
@@ -238,23 +204,35 @@
     </w:p>
     <w:p>
       <w:pPr>
-        <w:pStyle w:val="Heading2"/>
+        <w:pStyle w:val="Heading1"/>
       </w:pPr>
       <w:r>
+        <w:rPr>
+          <w:rFonts w:ascii="Calibri" w:hAnsi="Calibri" w:eastAsia="宋体"/>
+          <w:b/>
+          <w:color w:val="6C2BD9"/>
+          <w:sz w:val="28"/>
+        </w:rPr>
         <w:t>1. 引言</w:t>
       </w:r>
     </w:p>
     <w:p>
       <w:pPr>
-        <w:pStyle w:val="Heading3"/>
+        <w:pStyle w:val="Heading2"/>
       </w:pPr>
       <w:r>
+        <w:rPr>
+          <w:rFonts w:ascii="Calibri" w:hAnsi="Calibri" w:eastAsia="宋体"/>
+          <w:b/>
+          <w:color w:val="6C2BD9"/>
+          <w:sz w:val="24"/>
+        </w:rPr>
         <w:t>1.1 编写目的</w:t>
       </w:r>
     </w:p>
     <w:p>
       <w:pPr>
-        <w:spacing w:after="100" w:line="336" w:lineRule="auto"/>
+        <w:spacing w:before="80" w:after="80" w:line="276" w:lineRule="auto"/>
       </w:pPr>
       <w:r>
         <w:rPr>
@@ -264,20 +242,26 @@
           <w:color w:val="1A1A2E"/>
           <w:sz w:val="21"/>
         </w:rPr>
-        <w:t>汇总 MARS-408 系统功能、性能、安全三方面测试结果与缺陷分析，给出质量评价与发布建议，作为验收依据。</w:t>
+        <w:t>汇总 芒得很职 系统功能、性能、安全三方面测试结果与缺陷分析，给出质量评价与发布建议，作为验收依据。</w:t>
       </w:r>
     </w:p>
     <w:p>
       <w:pPr>
-        <w:pStyle w:val="Heading3"/>
+        <w:pStyle w:val="Heading2"/>
       </w:pPr>
       <w:r>
+        <w:rPr>
+          <w:rFonts w:ascii="Calibri" w:hAnsi="Calibri" w:eastAsia="宋体"/>
+          <w:b/>
+          <w:color w:val="6C2BD9"/>
+          <w:sz w:val="24"/>
+        </w:rPr>
         <w:t>1.2 背景</w:t>
       </w:r>
     </w:p>
     <w:p>
       <w:pPr>
-        <w:spacing w:after="100" w:line="336" w:lineRule="auto"/>
+        <w:spacing w:before="80" w:after="80" w:line="276" w:lineRule="auto"/>
       </w:pPr>
       <w:r>
         <w:rPr>
@@ -287,7 +271,7 @@
           <w:color w:val="1A1A2E"/>
           <w:sz w:val="21"/>
         </w:rPr>
-        <w:t>测试对象为提交版 MARS-408（后端 FastAPI+LangGraph，前端 Vue3）。测试覆盖多智能体编排链路、防幻觉校验、讯飞能力融合、前端 UI 与安全性。</w:t>
+        <w:t>测试对象为提交版 芒得很职（后端 FastAPI+LangGraph，前端 Vue3）。测试覆盖多智能体编排链路、防幻觉校验、讯飞能力融合、前端 UI 与安全性。</w:t>
       </w:r>
     </w:p>
     <w:p>
@@ -298,7 +282,6 @@
         <w:rPr>
           <w:rFonts w:ascii="Calibri" w:hAnsi="Calibri" w:eastAsia="宋体"/>
           <w:b w:val="0"/>
-          <w:i w:val="0"/>
           <w:color w:val="999999"/>
           <w:sz w:val="18"/>
         </w:rPr>
@@ -307,35 +290,37 @@
     </w:p>
     <w:p>
       <w:pPr>
-        <w:pStyle w:val="Heading2"/>
+        <w:pStyle w:val="Heading1"/>
       </w:pPr>
       <w:r>
+        <w:rPr>
+          <w:rFonts w:ascii="Calibri" w:hAnsi="Calibri" w:eastAsia="宋体"/>
+          <w:b/>
+          <w:color w:val="6C2BD9"/>
+          <w:sz w:val="28"/>
+        </w:rPr>
         <w:t>2. 测试概要</w:t>
       </w:r>
     </w:p>
     <w:p>
       <w:pPr>
-        <w:pStyle w:val="Heading3"/>
+        <w:pStyle w:val="Heading2"/>
       </w:pPr>
       <w:r>
+        <w:rPr>
+          <w:rFonts w:ascii="Calibri" w:hAnsi="Calibri" w:eastAsia="宋体"/>
+          <w:b/>
+          <w:color w:val="6C2BD9"/>
+          <w:sz w:val="24"/>
+        </w:rPr>
         <w:t>2.1 测试环境与配置</w:t>
       </w:r>
     </w:p>
     <w:p>
       <w:pPr>
-        <w:spacing w:after="40" w:line="312" w:lineRule="auto"/>
+        <w:spacing w:before="40" w:after="40" w:line="276" w:lineRule="auto"/>
         <w:ind w:left="454"/>
       </w:pPr>
-      <w:r>
-        <w:rPr>
-          <w:rFonts w:ascii="Calibri" w:hAnsi="Calibri" w:eastAsia="宋体"/>
-          <w:b/>
-          <w:i w:val="0"/>
-          <w:color w:val="6C2BD9"/>
-          <w:sz w:val="21"/>
-        </w:rPr>
-        <w:t xml:space="preserve">• </w:t>
-      </w:r>
       <w:r>
         <w:rPr>
           <w:rFonts w:ascii="Calibri" w:hAnsi="Calibri" w:eastAsia="宋体"/>
@@ -344,24 +329,14 @@
           <w:color w:val="1A1A2E"/>
           <w:sz w:val="21"/>
         </w:rPr>
-        <w:t>后端：Python 3.13.12 虚拟环境，FastAPI + LangGraph；向量库 InMemory(numpy)，E5-base-v2 本地嵌入。</w:t>
+        <w:t>• 后端：Python 3.13.12 虚拟环境，FastAPI + LangGraph；向量库 InMemory(numpy)，E5-base-v2 本地嵌入。</w:t>
       </w:r>
     </w:p>
     <w:p>
       <w:pPr>
-        <w:spacing w:after="40" w:line="312" w:lineRule="auto"/>
+        <w:spacing w:before="40" w:after="40" w:line="276" w:lineRule="auto"/>
         <w:ind w:left="454"/>
       </w:pPr>
-      <w:r>
-        <w:rPr>
-          <w:rFonts w:ascii="Calibri" w:hAnsi="Calibri" w:eastAsia="宋体"/>
-          <w:b/>
-          <w:i w:val="0"/>
-          <w:color w:val="6C2BD9"/>
-          <w:sz w:val="21"/>
-        </w:rPr>
-        <w:t xml:space="preserve">• </w:t>
-      </w:r>
       <w:r>
         <w:rPr>
           <w:rFonts w:ascii="Calibri" w:hAnsi="Calibri" w:eastAsia="宋体"/>
@@ -370,14 +345,14 @@
           <w:color w:val="1A1A2E"/>
           <w:sz w:val="21"/>
         </w:rPr>
-        <w:t xml:space="preserve">前端：Vite + Vue3 + TypeScript；类型检查 </w:t>
+        <w:t xml:space="preserve">• 前端：Vite + Vue3 + TypeScript；类型检查 </w:t>
       </w:r>
       <w:r>
         <w:rPr>
           <w:rFonts w:ascii="Consolas" w:hAnsi="Consolas" w:eastAsia="Consolas"/>
           <w:b w:val="0"/>
           <w:i w:val="0"/>
-          <w:color w:val="C53AE8"/>
+          <w:color w:val="1A1A2E"/>
           <w:sz w:val="20"/>
         </w:rPr>
         <w:t>vue-tsc --build</w:t>
@@ -395,19 +370,9 @@
     </w:p>
     <w:p>
       <w:pPr>
-        <w:spacing w:after="40" w:line="312" w:lineRule="auto"/>
+        <w:spacing w:before="40" w:after="40" w:line="276" w:lineRule="auto"/>
         <w:ind w:left="454"/>
       </w:pPr>
-      <w:r>
-        <w:rPr>
-          <w:rFonts w:ascii="Calibri" w:hAnsi="Calibri" w:eastAsia="宋体"/>
-          <w:b/>
-          <w:i w:val="0"/>
-          <w:color w:val="6C2BD9"/>
-          <w:sz w:val="21"/>
-        </w:rPr>
-        <w:t xml:space="preserve">• </w:t>
-      </w:r>
       <w:r>
         <w:rPr>
           <w:rFonts w:ascii="Calibri" w:hAnsi="Calibri" w:eastAsia="宋体"/>
@@ -416,14 +381,20 @@
           <w:color w:val="1A1A2E"/>
           <w:sz w:val="21"/>
         </w:rPr>
-        <w:t>外部依赖：讯飞星火 X2（首选）、DeepSeek（兜底）、讯飞开放平台 10 能力。</w:t>
+        <w:t>• 外部依赖：讯飞星火 X2（首选）、DeepSeek（兜底）、讯飞开放平台 10 能力。</w:t>
       </w:r>
     </w:p>
     <w:p>
       <w:pPr>
-        <w:pStyle w:val="Heading3"/>
+        <w:pStyle w:val="Heading2"/>
       </w:pPr>
       <w:r>
+        <w:rPr>
+          <w:rFonts w:ascii="Calibri" w:hAnsi="Calibri" w:eastAsia="宋体"/>
+          <w:b/>
+          <w:color w:val="6C2BD9"/>
+          <w:sz w:val="24"/>
+        </w:rPr>
         <w:t>2.2 测试类型与规模</w:t>
       </w:r>
     </w:p>
@@ -435,32 +406,26 @@
         <w:tblLook w:firstColumn="1" w:firstRow="1" w:lastColumn="0" w:lastRow="0" w:noHBand="0" w:noVBand="1" w:val="04A0"/>
       </w:tblPr>
       <w:tblGrid>
-        <w:gridCol w:w="3173"/>
-        <w:gridCol w:w="3173"/>
-        <w:gridCol w:w="3173"/>
+        <w:gridCol w:w="2880"/>
+        <w:gridCol w:w="2880"/>
+        <w:gridCol w:w="2880"/>
       </w:tblGrid>
       <w:tr>
         <w:tc>
           <w:tcPr>
-            <w:tcW w:type="dxa" w:w="3173"/>
-            <w:shd w:val="clear" w:color="auto" w:fill="6C2BD9"/>
+            <w:tcW w:type="dxa" w:w="2880"/>
           </w:tcPr>
           <w:p>
             <w:pPr>
-              <w:spacing w:after="40" w:before="40"/>
+              <w:spacing w:before="40" w:after="40"/>
             </w:pPr>
-            <w:r>
-              <w:rPr>
-                <w:b/>
-              </w:rPr>
-            </w:r>
             <w:r>
               <w:rPr>
                 <w:rFonts w:ascii="Calibri" w:hAnsi="Calibri" w:eastAsia="宋体"/>
                 <w:b/>
                 <w:i w:val="0"/>
-                <w:color w:val="FFFFFF"/>
-                <w:sz w:val="20"/>
+                <w:color w:val="1A1A2E"/>
+                <w:sz w:val="18"/>
               </w:rPr>
               <w:t>类别</w:t>
             </w:r>
@@ -468,25 +433,19 @@
         </w:tc>
         <w:tc>
           <w:tcPr>
-            <w:tcW w:type="dxa" w:w="3173"/>
-            <w:shd w:val="clear" w:color="auto" w:fill="6C2BD9"/>
+            <w:tcW w:type="dxa" w:w="2880"/>
           </w:tcPr>
           <w:p>
             <w:pPr>
-              <w:spacing w:after="40" w:before="40"/>
+              <w:spacing w:before="40" w:after="40"/>
             </w:pPr>
-            <w:r>
-              <w:rPr>
-                <w:b/>
-              </w:rPr>
-            </w:r>
             <w:r>
               <w:rPr>
                 <w:rFonts w:ascii="Calibri" w:hAnsi="Calibri" w:eastAsia="宋体"/>
                 <w:b/>
                 <w:i w:val="0"/>
-                <w:color w:val="FFFFFF"/>
-                <w:sz w:val="20"/>
+                <w:color w:val="1A1A2E"/>
+                <w:sz w:val="18"/>
               </w:rPr>
               <w:t>方法</w:t>
             </w:r>
@@ -494,25 +453,19 @@
         </w:tc>
         <w:tc>
           <w:tcPr>
-            <w:tcW w:type="dxa" w:w="3173"/>
-            <w:shd w:val="clear" w:color="auto" w:fill="6C2BD9"/>
+            <w:tcW w:type="dxa" w:w="2880"/>
           </w:tcPr>
           <w:p>
             <w:pPr>
-              <w:spacing w:after="40" w:before="40"/>
+              <w:spacing w:before="40" w:after="40"/>
             </w:pPr>
-            <w:r>
-              <w:rPr>
-                <w:b/>
-              </w:rPr>
-            </w:r>
             <w:r>
               <w:rPr>
                 <w:rFonts w:ascii="Calibri" w:hAnsi="Calibri" w:eastAsia="宋体"/>
                 <w:b/>
                 <w:i w:val="0"/>
-                <w:color w:val="FFFFFF"/>
-                <w:sz w:val="20"/>
+                <w:color w:val="1A1A2E"/>
+                <w:sz w:val="18"/>
               </w:rPr>
               <w:t>范围</w:t>
             </w:r>
@@ -522,20 +475,19 @@
       <w:tr>
         <w:tc>
           <w:tcPr>
-            <w:tcW w:type="dxa" w:w="3173"/>
+            <w:tcW w:type="dxa" w:w="2880"/>
           </w:tcPr>
           <w:p>
             <w:pPr>
-              <w:spacing w:after="40" w:before="40"/>
+              <w:spacing w:before="40" w:after="40"/>
             </w:pPr>
-            <w:r/>
             <w:r>
               <w:rPr>
                 <w:rFonts w:ascii="Calibri" w:hAnsi="Calibri" w:eastAsia="宋体"/>
                 <w:b w:val="0"/>
                 <w:i w:val="0"/>
                 <w:color w:val="1A1A2E"/>
-                <w:sz w:val="19"/>
+                <w:sz w:val="18"/>
               </w:rPr>
               <w:t>单元/接口</w:t>
             </w:r>
@@ -543,20 +495,19 @@
         </w:tc>
         <w:tc>
           <w:tcPr>
-            <w:tcW w:type="dxa" w:w="3173"/>
+            <w:tcW w:type="dxa" w:w="2880"/>
           </w:tcPr>
           <w:p>
             <w:pPr>
-              <w:spacing w:after="40" w:before="40"/>
+              <w:spacing w:before="40" w:after="40"/>
             </w:pPr>
-            <w:r/>
             <w:r>
               <w:rPr>
                 <w:rFonts w:ascii="Calibri" w:hAnsi="Calibri" w:eastAsia="宋体"/>
                 <w:b w:val="0"/>
                 <w:i w:val="0"/>
                 <w:color w:val="1A1A2E"/>
-                <w:sz w:val="19"/>
+                <w:sz w:val="18"/>
               </w:rPr>
               <w:t>pytest（隔离纯函数）、py_compile 语法校验</w:t>
             </w:r>
@@ -564,20 +515,19 @@
         </w:tc>
         <w:tc>
           <w:tcPr>
-            <w:tcW w:type="dxa" w:w="3173"/>
+            <w:tcW w:type="dxa" w:w="2880"/>
           </w:tcPr>
           <w:p>
             <w:pPr>
-              <w:spacing w:after="40" w:before="40"/>
+              <w:spacing w:before="40" w:after="40"/>
             </w:pPr>
-            <w:r/>
             <w:r>
               <w:rPr>
                 <w:rFonts w:ascii="Calibri" w:hAnsi="Calibri" w:eastAsia="宋体"/>
                 <w:b w:val="0"/>
                 <w:i w:val="0"/>
                 <w:color w:val="1A1A2E"/>
-                <w:sz w:val="19"/>
+                <w:sz w:val="18"/>
               </w:rPr>
               <w:t>后端 agents/engines/db</w:t>
             </w:r>
@@ -587,21 +537,19 @@
       <w:tr>
         <w:tc>
           <w:tcPr>
-            <w:tcW w:type="dxa" w:w="3173"/>
-            <w:shd w:val="clear" w:color="auto" w:fill="F4F2FA"/>
+            <w:tcW w:type="dxa" w:w="2880"/>
           </w:tcPr>
           <w:p>
             <w:pPr>
-              <w:spacing w:after="40" w:before="40"/>
+              <w:spacing w:before="40" w:after="40"/>
             </w:pPr>
-            <w:r/>
             <w:r>
               <w:rPr>
                 <w:rFonts w:ascii="Calibri" w:hAnsi="Calibri" w:eastAsia="宋体"/>
                 <w:b w:val="0"/>
                 <w:i w:val="0"/>
                 <w:color w:val="1A1A2E"/>
-                <w:sz w:val="19"/>
+                <w:sz w:val="18"/>
               </w:rPr>
               <w:t>前端</w:t>
             </w:r>
@@ -609,21 +557,19 @@
         </w:tc>
         <w:tc>
           <w:tcPr>
-            <w:tcW w:type="dxa" w:w="3173"/>
-            <w:shd w:val="clear" w:color="auto" w:fill="F4F2FA"/>
+            <w:tcW w:type="dxa" w:w="2880"/>
           </w:tcPr>
           <w:p>
             <w:pPr>
-              <w:spacing w:after="40" w:before="40"/>
+              <w:spacing w:before="40" w:after="40"/>
             </w:pPr>
-            <w:r/>
             <w:r>
               <w:rPr>
                 <w:rFonts w:ascii="Calibri" w:hAnsi="Calibri" w:eastAsia="宋体"/>
                 <w:b w:val="0"/>
                 <w:i w:val="0"/>
                 <w:color w:val="1A1A2E"/>
-                <w:sz w:val="19"/>
+                <w:sz w:val="18"/>
               </w:rPr>
               <w:t>vue-tsc 类型检查、组件审查</w:t>
             </w:r>
@@ -631,21 +577,19 @@
         </w:tc>
         <w:tc>
           <w:tcPr>
-            <w:tcW w:type="dxa" w:w="3173"/>
-            <w:shd w:val="clear" w:color="auto" w:fill="F4F2FA"/>
+            <w:tcW w:type="dxa" w:w="2880"/>
           </w:tcPr>
           <w:p>
             <w:pPr>
-              <w:spacing w:after="40" w:before="40"/>
+              <w:spacing w:before="40" w:after="40"/>
             </w:pPr>
-            <w:r/>
             <w:r>
               <w:rPr>
                 <w:rFonts w:ascii="Calibri" w:hAnsi="Calibri" w:eastAsia="宋体"/>
                 <w:b w:val="0"/>
                 <w:i w:val="0"/>
                 <w:color w:val="1A1A2E"/>
-                <w:sz w:val="19"/>
+                <w:sz w:val="18"/>
               </w:rPr>
               <w:t>src/components、src/views</w:t>
             </w:r>
@@ -655,20 +599,19 @@
       <w:tr>
         <w:tc>
           <w:tcPr>
-            <w:tcW w:type="dxa" w:w="3173"/>
+            <w:tcW w:type="dxa" w:w="2880"/>
           </w:tcPr>
           <w:p>
             <w:pPr>
-              <w:spacing w:after="40" w:before="40"/>
+              <w:spacing w:before="40" w:after="40"/>
             </w:pPr>
-            <w:r/>
             <w:r>
               <w:rPr>
                 <w:rFonts w:ascii="Calibri" w:hAnsi="Calibri" w:eastAsia="宋体"/>
                 <w:b w:val="0"/>
                 <w:i w:val="0"/>
                 <w:color w:val="1A1A2E"/>
-                <w:sz w:val="19"/>
+                <w:sz w:val="18"/>
               </w:rPr>
               <w:t>端到端</w:t>
             </w:r>
@@ -676,61 +619,39 @@
         </w:tc>
         <w:tc>
           <w:tcPr>
-            <w:tcW w:type="dxa" w:w="3173"/>
+            <w:tcW w:type="dxa" w:w="2880"/>
           </w:tcPr>
           <w:p>
             <w:pPr>
-              <w:spacing w:after="40" w:before="40"/>
+              <w:spacing w:before="40" w:after="40"/>
             </w:pPr>
-            <w:r/>
             <w:r>
               <w:rPr>
                 <w:rFonts w:ascii="Calibri" w:hAnsi="Calibri" w:eastAsia="宋体"/>
                 <w:b w:val="0"/>
                 <w:i w:val="0"/>
                 <w:color w:val="1A1A2E"/>
-                <w:sz w:val="19"/>
+                <w:sz w:val="18"/>
               </w:rPr>
-              <w:t>冒烟脚本（smoke</w:t>
+              <w:t>冒烟脚本（smoke_langgraph、seed_kb）</w:t>
             </w:r>
-            <w:r>
-              <w:rPr>
-                <w:rFonts w:ascii="Calibri" w:hAnsi="Calibri" w:eastAsia="宋体"/>
-                <w:b w:val="0"/>
-                <w:i/>
-                <w:color w:val="1A1A2E"/>
-                <w:sz w:val="19"/>
-              </w:rPr>
-              <w:t>langgraph、seed</w:t>
-            </w:r>
+          </w:p>
+        </w:tc>
+        <w:tc>
+          <w:tcPr>
+            <w:tcW w:type="dxa" w:w="2880"/>
+          </w:tcPr>
+          <w:p>
+            <w:pPr>
+              <w:spacing w:before="40" w:after="40"/>
+            </w:pPr>
             <w:r>
               <w:rPr>
                 <w:rFonts w:ascii="Calibri" w:hAnsi="Calibri" w:eastAsia="宋体"/>
                 <w:b w:val="0"/>
                 <w:i w:val="0"/>
                 <w:color w:val="1A1A2E"/>
-                <w:sz w:val="19"/>
-              </w:rPr>
-              <w:t>kb）</w:t>
-            </w:r>
-          </w:p>
-        </w:tc>
-        <w:tc>
-          <w:tcPr>
-            <w:tcW w:type="dxa" w:w="3173"/>
-          </w:tcPr>
-          <w:p>
-            <w:pPr>
-              <w:spacing w:after="40" w:before="40"/>
-            </w:pPr>
-            <w:r/>
-            <w:r>
-              <w:rPr>
-                <w:rFonts w:ascii="Calibri" w:hAnsi="Calibri" w:eastAsia="宋体"/>
-                <w:b w:val="0"/>
-                <w:i w:val="0"/>
-                <w:color w:val="1A1A2E"/>
-                <w:sz w:val="19"/>
+                <w:sz w:val="18"/>
               </w:rPr>
               <w:t>11 节点主链路</w:t>
             </w:r>
@@ -740,21 +661,19 @@
       <w:tr>
         <w:tc>
           <w:tcPr>
-            <w:tcW w:type="dxa" w:w="3173"/>
-            <w:shd w:val="clear" w:color="auto" w:fill="F4F2FA"/>
+            <w:tcW w:type="dxa" w:w="2880"/>
           </w:tcPr>
           <w:p>
             <w:pPr>
-              <w:spacing w:after="40" w:before="40"/>
+              <w:spacing w:before="40" w:after="40"/>
             </w:pPr>
-            <w:r/>
             <w:r>
               <w:rPr>
                 <w:rFonts w:ascii="Calibri" w:hAnsi="Calibri" w:eastAsia="宋体"/>
                 <w:b w:val="0"/>
                 <w:i w:val="0"/>
                 <w:color w:val="1A1A2E"/>
-                <w:sz w:val="19"/>
+                <w:sz w:val="18"/>
               </w:rPr>
               <w:t>安全</w:t>
             </w:r>
@@ -762,21 +681,19 @@
         </w:tc>
         <w:tc>
           <w:tcPr>
-            <w:tcW w:type="dxa" w:w="3173"/>
-            <w:shd w:val="clear" w:color="auto" w:fill="F4F2FA"/>
+            <w:tcW w:type="dxa" w:w="2880"/>
           </w:tcPr>
           <w:p>
             <w:pPr>
-              <w:spacing w:after="40" w:before="40"/>
+              <w:spacing w:before="40" w:after="40"/>
             </w:pPr>
-            <w:r/>
             <w:r>
               <w:rPr>
                 <w:rFonts w:ascii="Calibri" w:hAnsi="Calibri" w:eastAsia="宋体"/>
                 <w:b w:val="0"/>
                 <w:i w:val="0"/>
                 <w:color w:val="1A1A2E"/>
-                <w:sz w:val="19"/>
+                <w:sz w:val="18"/>
               </w:rPr>
               <w:t>沙箱/鉴权/配额/路径穿越专项</w:t>
             </w:r>
@@ -784,21 +701,19 @@
         </w:tc>
         <w:tc>
           <w:tcPr>
-            <w:tcW w:type="dxa" w:w="3173"/>
-            <w:shd w:val="clear" w:color="auto" w:fill="F4F2FA"/>
+            <w:tcW w:type="dxa" w:w="2880"/>
           </w:tcPr>
           <w:p>
             <w:pPr>
-              <w:spacing w:after="40" w:before="40"/>
+              <w:spacing w:before="40" w:after="40"/>
             </w:pPr>
-            <w:r/>
             <w:r>
               <w:rPr>
                 <w:rFonts w:ascii="Calibri" w:hAnsi="Calibri" w:eastAsia="宋体"/>
                 <w:b w:val="0"/>
                 <w:i w:val="0"/>
                 <w:color w:val="1A1A2E"/>
-                <w:sz w:val="19"/>
+                <w:sz w:val="18"/>
               </w:rPr>
               <w:t>api、shared</w:t>
             </w:r>
@@ -806,11 +721,7 @@
         </w:tc>
       </w:tr>
     </w:tbl>
-    <w:p>
-      <w:pPr>
-        <w:spacing w:after="40"/>
-      </w:pPr>
-    </w:p>
+    <w:p/>
     <w:p>
       <w:pPr>
         <w:spacing w:before="60" w:after="60" w:line="312" w:lineRule="auto"/>
@@ -839,7 +750,6 @@
         <w:rPr>
           <w:rFonts w:ascii="Calibri" w:hAnsi="Calibri" w:eastAsia="宋体"/>
           <w:b w:val="0"/>
-          <w:i w:val="0"/>
           <w:color w:val="999999"/>
           <w:sz w:val="18"/>
         </w:rPr>
@@ -848,31 +758,43 @@
     </w:p>
     <w:p>
       <w:pPr>
-        <w:pStyle w:val="Heading2"/>
+        <w:pStyle w:val="Heading1"/>
       </w:pPr>
       <w:r>
+        <w:rPr>
+          <w:rFonts w:ascii="Calibri" w:hAnsi="Calibri" w:eastAsia="宋体"/>
+          <w:b/>
+          <w:color w:val="6C2BD9"/>
+          <w:sz w:val="28"/>
+        </w:rPr>
         <w:t>3. 测试结果</w:t>
       </w:r>
     </w:p>
     <w:p>
       <w:pPr>
-        <w:pStyle w:val="Heading3"/>
+        <w:pStyle w:val="Heading2"/>
       </w:pPr>
       <w:r>
+        <w:rPr>
+          <w:rFonts w:ascii="Calibri" w:hAnsi="Calibri" w:eastAsia="宋体"/>
+          <w:b/>
+          <w:color w:val="6C2BD9"/>
+          <w:sz w:val="24"/>
+        </w:rPr>
         <w:t>3.1 功能测试结果</w:t>
       </w:r>
     </w:p>
     <w:p>
       <w:pPr>
-        <w:spacing w:after="40" w:line="312" w:lineRule="auto"/>
+        <w:spacing w:before="40" w:after="40" w:line="276" w:lineRule="auto"/>
         <w:ind w:left="454"/>
       </w:pPr>
       <w:r>
         <w:rPr>
           <w:rFonts w:ascii="Calibri" w:hAnsi="Calibri" w:eastAsia="宋体"/>
-          <w:b/>
+          <w:b w:val="0"/>
           <w:i w:val="0"/>
-          <w:color w:val="6C2BD9"/>
+          <w:color w:val="1A1A2E"/>
           <w:sz w:val="21"/>
         </w:rPr>
         <w:t xml:space="preserve">• </w:t>
@@ -902,7 +824,7 @@
           <w:rFonts w:ascii="Consolas" w:hAnsi="Consolas" w:eastAsia="Consolas"/>
           <w:b w:val="0"/>
           <w:i w:val="0"/>
-          <w:color w:val="C53AE8"/>
+          <w:color w:val="1A1A2E"/>
           <w:sz w:val="20"/>
         </w:rPr>
         <w:t>StateGraph</w:t>
@@ -915,40 +837,20 @@
           <w:color w:val="1A1A2E"/>
           <w:sz w:val="21"/>
         </w:rPr>
-        <w:t xml:space="preserve"> 装配正确，路由分支（检索空→planner 重试；critic→evidence</w:t>
+        <w:t xml:space="preserve"> 装配正确，路由分支（检索空→planner 重试；critic→evidence_check/path_planner）符合设计。</w:t>
       </w:r>
-      <w:r>
-        <w:rPr>
-          <w:rFonts w:ascii="Calibri" w:hAnsi="Calibri" w:eastAsia="宋体"/>
-          <w:b w:val="0"/>
-          <w:i/>
-          <w:color w:val="1A1A2E"/>
-          <w:sz w:val="21"/>
-        </w:rPr>
-        <w:t>check/path</w:t>
-      </w:r>
+    </w:p>
+    <w:p>
+      <w:pPr>
+        <w:spacing w:before="40" w:after="40" w:line="276" w:lineRule="auto"/>
+        <w:ind w:left="454"/>
+      </w:pPr>
       <w:r>
         <w:rPr>
           <w:rFonts w:ascii="Calibri" w:hAnsi="Calibri" w:eastAsia="宋体"/>
           <w:b w:val="0"/>
           <w:i w:val="0"/>
           <w:color w:val="1A1A2E"/>
-          <w:sz w:val="21"/>
-        </w:rPr>
-        <w:t>planner）符合设计。</w:t>
-      </w:r>
-    </w:p>
-    <w:p>
-      <w:pPr>
-        <w:spacing w:after="40" w:line="312" w:lineRule="auto"/>
-        <w:ind w:left="454"/>
-      </w:pPr>
-      <w:r>
-        <w:rPr>
-          <w:rFonts w:ascii="Calibri" w:hAnsi="Calibri" w:eastAsia="宋体"/>
-          <w:b/>
-          <w:i w:val="0"/>
-          <w:color w:val="6C2BD9"/>
           <w:sz w:val="21"/>
         </w:rPr>
         <w:t xml:space="preserve">• </w:t>
@@ -976,15 +878,15 @@
     </w:p>
     <w:p>
       <w:pPr>
-        <w:spacing w:after="40" w:line="312" w:lineRule="auto"/>
+        <w:spacing w:before="40" w:after="40" w:line="276" w:lineRule="auto"/>
         <w:ind w:left="454"/>
       </w:pPr>
       <w:r>
         <w:rPr>
           <w:rFonts w:ascii="Calibri" w:hAnsi="Calibri" w:eastAsia="宋体"/>
-          <w:b/>
+          <w:b w:val="0"/>
           <w:i w:val="0"/>
-          <w:color w:val="6C2BD9"/>
+          <w:color w:val="1A1A2E"/>
           <w:sz w:val="21"/>
         </w:rPr>
         <w:t xml:space="preserve">• </w:t>
@@ -1014,7 +916,7 @@
           <w:rFonts w:ascii="Consolas" w:hAnsi="Consolas" w:eastAsia="Consolas"/>
           <w:b w:val="0"/>
           <w:i w:val="0"/>
-          <w:color w:val="C53AE8"/>
+          <w:color w:val="1A1A2E"/>
           <w:sz w:val="20"/>
         </w:rPr>
         <w:t>evidence_check</w:t>
@@ -1034,7 +936,7 @@
           <w:rFonts w:ascii="Consolas" w:hAnsi="Consolas" w:eastAsia="Consolas"/>
           <w:b w:val="0"/>
           <w:i w:val="0"/>
-          <w:color w:val="C53AE8"/>
+          <w:color w:val="1A1A2E"/>
           <w:sz w:val="20"/>
         </w:rPr>
         <w:t>conflict_engine</w:t>
@@ -1054,7 +956,7 @@
           <w:rFonts w:ascii="Consolas" w:hAnsi="Consolas" w:eastAsia="Consolas"/>
           <w:b w:val="0"/>
           <w:i w:val="0"/>
-          <w:color w:val="C53AE8"/>
+          <w:color w:val="1A1A2E"/>
           <w:sz w:val="20"/>
         </w:rPr>
         <w:t>total_conflicts</w:t>
@@ -1074,7 +976,7 @@
           <w:rFonts w:ascii="Consolas" w:hAnsi="Consolas" w:eastAsia="Consolas"/>
           <w:b w:val="0"/>
           <w:i w:val="0"/>
-          <w:color w:val="C53AE8"/>
+          <w:color w:val="1A1A2E"/>
           <w:sz w:val="20"/>
         </w:rPr>
         <w:t>resolved</w:t>
@@ -1092,15 +994,15 @@
     </w:p>
     <w:p>
       <w:pPr>
-        <w:spacing w:after="40" w:line="312" w:lineRule="auto"/>
+        <w:spacing w:before="40" w:after="40" w:line="276" w:lineRule="auto"/>
         <w:ind w:left="454"/>
       </w:pPr>
       <w:r>
         <w:rPr>
           <w:rFonts w:ascii="Calibri" w:hAnsi="Calibri" w:eastAsia="宋体"/>
-          <w:b/>
+          <w:b w:val="0"/>
           <w:i w:val="0"/>
-          <w:color w:val="6C2BD9"/>
+          <w:color w:val="1A1A2E"/>
           <w:sz w:val="21"/>
         </w:rPr>
         <w:t xml:space="preserve">• </w:t>
@@ -1128,19 +1030,9 @@
     </w:p>
     <w:p>
       <w:pPr>
-        <w:spacing w:after="40" w:line="312" w:lineRule="auto"/>
+        <w:spacing w:before="40" w:after="40" w:line="276" w:lineRule="auto"/>
         <w:ind w:left="794"/>
       </w:pPr>
-      <w:r>
-        <w:rPr>
-          <w:rFonts w:ascii="Calibri" w:hAnsi="Calibri" w:eastAsia="宋体"/>
-          <w:b/>
-          <w:i w:val="0"/>
-          <w:color w:val="6C2BD9"/>
-          <w:sz w:val="21"/>
-        </w:rPr>
-        <w:t xml:space="preserve">• </w:t>
-      </w:r>
       <w:r>
         <w:rPr>
           <w:rFonts w:ascii="Calibri" w:hAnsi="Calibri" w:eastAsia="宋体"/>
@@ -1149,14 +1041,14 @@
           <w:color w:val="1A1A2E"/>
           <w:sz w:val="21"/>
         </w:rPr>
-        <w:t xml:space="preserve">高支撑用例（讲解与知识库同义）→ </w:t>
+        <w:t xml:space="preserve">• 高支撑用例（讲解与知识库同义）→ </w:t>
       </w:r>
       <w:r>
         <w:rPr>
           <w:rFonts w:ascii="Consolas" w:hAnsi="Consolas" w:eastAsia="Consolas"/>
           <w:b w:val="0"/>
           <w:i w:val="0"/>
-          <w:color w:val="C53AE8"/>
+          <w:color w:val="1A1A2E"/>
           <w:sz w:val="20"/>
         </w:rPr>
         <w:t>grounding_flagged=false</w:t>
@@ -1174,19 +1066,9 @@
     </w:p>
     <w:p>
       <w:pPr>
-        <w:spacing w:after="40" w:line="312" w:lineRule="auto"/>
+        <w:spacing w:before="40" w:after="40" w:line="276" w:lineRule="auto"/>
         <w:ind w:left="794"/>
       </w:pPr>
-      <w:r>
-        <w:rPr>
-          <w:rFonts w:ascii="Calibri" w:hAnsi="Calibri" w:eastAsia="宋体"/>
-          <w:b/>
-          <w:i w:val="0"/>
-          <w:color w:val="6C2BD9"/>
-          <w:sz w:val="21"/>
-        </w:rPr>
-        <w:t xml:space="preserve">• </w:t>
-      </w:r>
       <w:r>
         <w:rPr>
           <w:rFonts w:ascii="Calibri" w:hAnsi="Calibri" w:eastAsia="宋体"/>
@@ -1195,14 +1077,14 @@
           <w:color w:val="1A1A2E"/>
           <w:sz w:val="21"/>
         </w:rPr>
-        <w:t xml:space="preserve">无关用例（垂直方向向量）→ </w:t>
+        <w:t xml:space="preserve">• 无关用例（垂直方向向量）→ </w:t>
       </w:r>
       <w:r>
         <w:rPr>
           <w:rFonts w:ascii="Consolas" w:hAnsi="Consolas" w:eastAsia="Consolas"/>
           <w:b w:val="0"/>
           <w:i w:val="0"/>
-          <w:color w:val="C53AE8"/>
+          <w:color w:val="1A1A2E"/>
           <w:sz w:val="20"/>
         </w:rPr>
         <w:t>grounding_flagged=true</w:t>
@@ -1222,7 +1104,7 @@
           <w:rFonts w:ascii="Consolas" w:hAnsi="Consolas" w:eastAsia="Consolas"/>
           <w:b w:val="0"/>
           <w:i w:val="0"/>
-          <w:color w:val="C53AE8"/>
+          <w:color w:val="1A1A2E"/>
           <w:sz w:val="20"/>
         </w:rPr>
         <w:t>grounding_score</w:t>
@@ -1240,19 +1122,9 @@
     </w:p>
     <w:p>
       <w:pPr>
-        <w:spacing w:after="40" w:line="312" w:lineRule="auto"/>
+        <w:spacing w:before="40" w:after="40" w:line="276" w:lineRule="auto"/>
         <w:ind w:left="794"/>
       </w:pPr>
-      <w:r>
-        <w:rPr>
-          <w:rFonts w:ascii="Calibri" w:hAnsi="Calibri" w:eastAsia="宋体"/>
-          <w:b/>
-          <w:i w:val="0"/>
-          <w:color w:val="6C2BD9"/>
-          <w:sz w:val="21"/>
-        </w:rPr>
-        <w:t xml:space="preserve">• </w:t>
-      </w:r>
       <w:r>
         <w:rPr>
           <w:rFonts w:ascii="Calibri" w:hAnsi="Calibri" w:eastAsia="宋体"/>
@@ -1261,14 +1133,14 @@
           <w:color w:val="1A1A2E"/>
           <w:sz w:val="21"/>
         </w:rPr>
-        <w:t xml:space="preserve">部分相关用例 → </w:t>
+        <w:t xml:space="preserve">• 部分相关用例 → </w:t>
       </w:r>
       <w:r>
         <w:rPr>
           <w:rFonts w:ascii="Consolas" w:hAnsi="Consolas" w:eastAsia="Consolas"/>
           <w:b w:val="0"/>
           <w:i w:val="0"/>
-          <w:color w:val="C53AE8"/>
+          <w:color w:val="1A1A2E"/>
           <w:sz w:val="20"/>
         </w:rPr>
         <w:t>grounded_fraction</w:t>
@@ -1286,19 +1158,9 @@
     </w:p>
     <w:p>
       <w:pPr>
-        <w:spacing w:after="40" w:line="312" w:lineRule="auto"/>
+        <w:spacing w:before="40" w:after="40" w:line="276" w:lineRule="auto"/>
         <w:ind w:left="794"/>
       </w:pPr>
-      <w:r>
-        <w:rPr>
-          <w:rFonts w:ascii="Calibri" w:hAnsi="Calibri" w:eastAsia="宋体"/>
-          <w:b/>
-          <w:i w:val="0"/>
-          <w:color w:val="6C2BD9"/>
-          <w:sz w:val="21"/>
-        </w:rPr>
-        <w:t xml:space="preserve">• </w:t>
-      </w:r>
       <w:r>
         <w:rPr>
           <w:rFonts w:ascii="Calibri" w:hAnsi="Calibri" w:eastAsia="宋体"/>
@@ -1307,20 +1169,20 @@
           <w:color w:val="1A1A2E"/>
           <w:sz w:val="21"/>
         </w:rPr>
-        <w:t>算法已用纯 Python 复刻验证（余弦归一化、max/mean、阈值、argmax 证据溯源）。</w:t>
+        <w:t>• 算法已用纯 Python 复刻验证（余弦归一化、max/mean、阈值、argmax 证据溯源）。</w:t>
       </w:r>
     </w:p>
     <w:p>
       <w:pPr>
-        <w:spacing w:after="40" w:line="312" w:lineRule="auto"/>
+        <w:spacing w:before="40" w:after="40" w:line="276" w:lineRule="auto"/>
         <w:ind w:left="454"/>
       </w:pPr>
       <w:r>
         <w:rPr>
           <w:rFonts w:ascii="Calibri" w:hAnsi="Calibri" w:eastAsia="宋体"/>
-          <w:b/>
+          <w:b w:val="0"/>
           <w:i w:val="0"/>
-          <w:color w:val="6C2BD9"/>
+          <w:color w:val="1A1A2E"/>
           <w:sz w:val="21"/>
         </w:rPr>
         <w:t xml:space="preserve">• </w:t>
@@ -1350,7 +1212,7 @@
           <w:rFonts w:ascii="Consolas" w:hAnsi="Consolas" w:eastAsia="Consolas"/>
           <w:b w:val="0"/>
           <w:i w:val="0"/>
-          <w:color w:val="C53AE8"/>
+          <w:color w:val="1A1A2E"/>
           <w:sz w:val="20"/>
         </w:rPr>
         <w:t>/api/xfyun/status</w:t>
@@ -1368,27 +1230,23 @@
     </w:p>
     <w:p>
       <w:pPr>
-        <w:pStyle w:val="Heading3"/>
+        <w:pStyle w:val="Heading2"/>
       </w:pPr>
       <w:r>
+        <w:rPr>
+          <w:rFonts w:ascii="Calibri" w:hAnsi="Calibri" w:eastAsia="宋体"/>
+          <w:b/>
+          <w:color w:val="6C2BD9"/>
+          <w:sz w:val="24"/>
+        </w:rPr>
         <w:t>3.2 性能测试结果</w:t>
       </w:r>
     </w:p>
     <w:p>
       <w:pPr>
-        <w:spacing w:after="40" w:line="312" w:lineRule="auto"/>
+        <w:spacing w:before="40" w:after="40" w:line="276" w:lineRule="auto"/>
         <w:ind w:left="454"/>
       </w:pPr>
-      <w:r>
-        <w:rPr>
-          <w:rFonts w:ascii="Calibri" w:hAnsi="Calibri" w:eastAsia="宋体"/>
-          <w:b/>
-          <w:i w:val="0"/>
-          <w:color w:val="6C2BD9"/>
-          <w:sz w:val="21"/>
-        </w:rPr>
-        <w:t xml:space="preserve">• </w:t>
-      </w:r>
       <w:r>
         <w:rPr>
           <w:rFonts w:ascii="Calibri" w:hAnsi="Calibri" w:eastAsia="宋体"/>
@@ -1397,14 +1255,14 @@
           <w:color w:val="1A1A2E"/>
           <w:sz w:val="21"/>
         </w:rPr>
-        <w:t xml:space="preserve">前端类型检查 </w:t>
+        <w:t xml:space="preserve">• 前端类型检查 </w:t>
       </w:r>
       <w:r>
         <w:rPr>
           <w:rFonts w:ascii="Consolas" w:hAnsi="Consolas" w:eastAsia="Consolas"/>
           <w:b w:val="0"/>
           <w:i w:val="0"/>
-          <w:color w:val="C53AE8"/>
+          <w:color w:val="1A1A2E"/>
           <w:sz w:val="20"/>
         </w:rPr>
         <w:t>vue-tsc --build</w:t>
@@ -1422,19 +1280,9 @@
     </w:p>
     <w:p>
       <w:pPr>
-        <w:spacing w:after="40" w:line="312" w:lineRule="auto"/>
+        <w:spacing w:before="40" w:after="40" w:line="276" w:lineRule="auto"/>
         <w:ind w:left="454"/>
       </w:pPr>
-      <w:r>
-        <w:rPr>
-          <w:rFonts w:ascii="Calibri" w:hAnsi="Calibri" w:eastAsia="宋体"/>
-          <w:b/>
-          <w:i w:val="0"/>
-          <w:color w:val="6C2BD9"/>
-          <w:sz w:val="21"/>
-        </w:rPr>
-        <w:t xml:space="preserve">• </w:t>
-      </w:r>
       <w:r>
         <w:rPr>
           <w:rFonts w:ascii="Calibri" w:hAnsi="Calibri" w:eastAsia="宋体"/>
@@ -1443,24 +1291,14 @@
           <w:color w:val="1A1A2E"/>
           <w:sz w:val="21"/>
         </w:rPr>
-        <w:t>后端 py_compile 全部通过。</w:t>
+        <w:t>• 后端 py_compile 全部通过。</w:t>
       </w:r>
     </w:p>
     <w:p>
       <w:pPr>
-        <w:spacing w:after="40" w:line="312" w:lineRule="auto"/>
+        <w:spacing w:before="40" w:after="40" w:line="276" w:lineRule="auto"/>
         <w:ind w:left="454"/>
       </w:pPr>
-      <w:r>
-        <w:rPr>
-          <w:rFonts w:ascii="Calibri" w:hAnsi="Calibri" w:eastAsia="宋体"/>
-          <w:b/>
-          <w:i w:val="0"/>
-          <w:color w:val="6C2BD9"/>
-          <w:sz w:val="21"/>
-        </w:rPr>
-        <w:t xml:space="preserve">• </w:t>
-      </w:r>
       <w:r>
         <w:rPr>
           <w:rFonts w:ascii="Calibri" w:hAnsi="Calibri" w:eastAsia="宋体"/>
@@ -1469,14 +1307,14 @@
           <w:color w:val="1A1A2E"/>
           <w:sz w:val="21"/>
         </w:rPr>
-        <w:t xml:space="preserve">数字人视频外部轮询受 </w:t>
+        <w:t xml:space="preserve">• 数字人视频外部轮询受 </w:t>
       </w:r>
       <w:r>
         <w:rPr>
           <w:rFonts w:ascii="Consolas" w:hAnsi="Consolas" w:eastAsia="Consolas"/>
           <w:b w:val="0"/>
           <w:i w:val="0"/>
-          <w:color w:val="C53AE8"/>
+          <w:color w:val="1A1A2E"/>
           <w:sz w:val="20"/>
         </w:rPr>
         <w:t>wait_for(timeout=20)</w:t>
@@ -1494,27 +1332,23 @@
     </w:p>
     <w:p>
       <w:pPr>
-        <w:pStyle w:val="Heading3"/>
+        <w:pStyle w:val="Heading2"/>
       </w:pPr>
       <w:r>
+        <w:rPr>
+          <w:rFonts w:ascii="Calibri" w:hAnsi="Calibri" w:eastAsia="宋体"/>
+          <w:b/>
+          <w:color w:val="6C2BD9"/>
+          <w:sz w:val="24"/>
+        </w:rPr>
         <w:t>3.3 安全测试结果</w:t>
       </w:r>
     </w:p>
     <w:p>
       <w:pPr>
-        <w:spacing w:after="40" w:line="312" w:lineRule="auto"/>
+        <w:spacing w:before="40" w:after="40" w:line="276" w:lineRule="auto"/>
         <w:ind w:left="454"/>
       </w:pPr>
-      <w:r>
-        <w:rPr>
-          <w:rFonts w:ascii="Calibri" w:hAnsi="Calibri" w:eastAsia="宋体"/>
-          <w:b/>
-          <w:i w:val="0"/>
-          <w:color w:val="6C2BD9"/>
-          <w:sz w:val="21"/>
-        </w:rPr>
-        <w:t xml:space="preserve">• </w:t>
-      </w:r>
       <w:r>
         <w:rPr>
           <w:rFonts w:ascii="Calibri" w:hAnsi="Calibri" w:eastAsia="宋体"/>
@@ -1523,14 +1357,14 @@
           <w:color w:val="1A1A2E"/>
           <w:sz w:val="21"/>
         </w:rPr>
-        <w:t>密钥脱敏（</w:t>
+        <w:t>• 密钥脱敏（</w:t>
       </w:r>
       <w:r>
         <w:rPr>
           <w:rFonts w:ascii="Consolas" w:hAnsi="Consolas" w:eastAsia="Consolas"/>
           <w:b w:val="0"/>
           <w:i w:val="0"/>
-          <w:color w:val="C53AE8"/>
+          <w:color w:val="1A1A2E"/>
           <w:sz w:val="20"/>
         </w:rPr>
         <w:t>_mask_key</w:t>
@@ -1548,19 +1382,9 @@
     </w:p>
     <w:p>
       <w:pPr>
-        <w:spacing w:after="40" w:line="312" w:lineRule="auto"/>
+        <w:spacing w:before="40" w:after="40" w:line="276" w:lineRule="auto"/>
         <w:ind w:left="454"/>
       </w:pPr>
-      <w:r>
-        <w:rPr>
-          <w:rFonts w:ascii="Calibri" w:hAnsi="Calibri" w:eastAsia="宋体"/>
-          <w:b/>
-          <w:i w:val="0"/>
-          <w:color w:val="6C2BD9"/>
-          <w:sz w:val="21"/>
-        </w:rPr>
-        <w:t xml:space="preserve">• </w:t>
-      </w:r>
       <w:r>
         <w:rPr>
           <w:rFonts w:ascii="Calibri" w:hAnsi="Calibri" w:eastAsia="宋体"/>
@@ -1569,14 +1393,14 @@
           <w:color w:val="1A1A2E"/>
           <w:sz w:val="21"/>
         </w:rPr>
-        <w:t xml:space="preserve">沙箱 AST 拦截后端启动、会话按 </w:t>
+        <w:t xml:space="preserve">• 沙箱 AST 拦截后端启动、会话按 </w:t>
       </w:r>
       <w:r>
         <w:rPr>
           <w:rFonts w:ascii="Consolas" w:hAnsi="Consolas" w:eastAsia="Consolas"/>
           <w:b w:val="0"/>
           <w:i w:val="0"/>
-          <w:color w:val="C53AE8"/>
+          <w:color w:val="1A1A2E"/>
           <w:sz w:val="20"/>
         </w:rPr>
         <w:t>user_id</w:t>
@@ -1594,15 +1418,15 @@
     </w:p>
     <w:p>
       <w:pPr>
-        <w:spacing w:after="40" w:line="312" w:lineRule="auto"/>
+        <w:spacing w:before="40" w:after="40" w:line="276" w:lineRule="auto"/>
         <w:ind w:left="454"/>
       </w:pPr>
       <w:r>
         <w:rPr>
           <w:rFonts w:ascii="Calibri" w:hAnsi="Calibri" w:eastAsia="宋体"/>
-          <w:b/>
+          <w:b w:val="0"/>
           <w:i w:val="0"/>
-          <w:color w:val="6C2BD9"/>
+          <w:color w:val="1A1A2E"/>
           <w:sz w:val="21"/>
         </w:rPr>
         <w:t xml:space="preserve">• </w:t>
@@ -1612,7 +1436,7 @@
           <w:rFonts w:ascii="Consolas" w:hAnsi="Consolas" w:eastAsia="Consolas"/>
           <w:b w:val="0"/>
           <w:i w:val="0"/>
-          <w:color w:val="C53AE8"/>
+          <w:color w:val="1A1A2E"/>
           <w:sz w:val="20"/>
         </w:rPr>
         <w:t>require_teacher</w:t>
@@ -1630,19 +1454,9 @@
     </w:p>
     <w:p>
       <w:pPr>
-        <w:spacing w:after="40" w:line="312" w:lineRule="auto"/>
+        <w:spacing w:before="40" w:after="40" w:line="276" w:lineRule="auto"/>
         <w:ind w:left="454"/>
       </w:pPr>
-      <w:r>
-        <w:rPr>
-          <w:rFonts w:ascii="Calibri" w:hAnsi="Calibri" w:eastAsia="宋体"/>
-          <w:b/>
-          <w:i w:val="0"/>
-          <w:color w:val="6C2BD9"/>
-          <w:sz w:val="21"/>
-        </w:rPr>
-        <w:t xml:space="preserve">• </w:t>
-      </w:r>
       <w:r>
         <w:rPr>
           <w:rFonts w:ascii="Calibri" w:hAnsi="Calibri" w:eastAsia="宋体"/>
@@ -1651,14 +1465,14 @@
           <w:color w:val="1A1A2E"/>
           <w:sz w:val="21"/>
         </w:rPr>
-        <w:t xml:space="preserve">配置密钥不出现在交付源码包（zip 安全校验：无真实 </w:t>
+        <w:t xml:space="preserve">• 配置密钥不出现在交付源码包（zip 安全校验：无真实 </w:t>
       </w:r>
       <w:r>
         <w:rPr>
           <w:rFonts w:ascii="Consolas" w:hAnsi="Consolas" w:eastAsia="Consolas"/>
           <w:b w:val="0"/>
           <w:i w:val="0"/>
-          <w:color w:val="C53AE8"/>
+          <w:color w:val="1A1A2E"/>
           <w:sz w:val="20"/>
         </w:rPr>
         <w:t>.env</w:t>
@@ -1678,7 +1492,7 @@
           <w:rFonts w:ascii="Consolas" w:hAnsi="Consolas" w:eastAsia="Consolas"/>
           <w:b w:val="0"/>
           <w:i w:val="0"/>
-          <w:color w:val="C53AE8"/>
+          <w:color w:val="1A1A2E"/>
           <w:sz w:val="20"/>
         </w:rPr>
         <w:t>.db</w:t>
@@ -1698,7 +1512,7 @@
           <w:rFonts w:ascii="Consolas" w:hAnsi="Consolas" w:eastAsia="Consolas"/>
           <w:b w:val="0"/>
           <w:i w:val="0"/>
-          <w:color w:val="C53AE8"/>
+          <w:color w:val="1A1A2E"/>
           <w:sz w:val="20"/>
         </w:rPr>
         <w:t>.log</w:t>
@@ -1722,7 +1536,6 @@
         <w:rPr>
           <w:rFonts w:ascii="Calibri" w:hAnsi="Calibri" w:eastAsia="宋体"/>
           <w:b w:val="0"/>
-          <w:i w:val="0"/>
           <w:color w:val="999999"/>
           <w:sz w:val="18"/>
         </w:rPr>
@@ -1731,9 +1544,15 @@
     </w:p>
     <w:p>
       <w:pPr>
-        <w:pStyle w:val="Heading2"/>
+        <w:pStyle w:val="Heading1"/>
       </w:pPr>
       <w:r>
+        <w:rPr>
+          <w:rFonts w:ascii="Calibri" w:hAnsi="Calibri" w:eastAsia="宋体"/>
+          <w:b/>
+          <w:color w:val="6C2BD9"/>
+          <w:sz w:val="28"/>
+        </w:rPr>
         <w:t>4. 缺陷、限制与风险分析</w:t>
       </w:r>
     </w:p>
@@ -1745,32 +1564,26 @@
         <w:tblLook w:firstColumn="1" w:firstRow="1" w:lastColumn="0" w:lastRow="0" w:noHBand="0" w:noVBand="1" w:val="04A0"/>
       </w:tblPr>
       <w:tblGrid>
-        <w:gridCol w:w="3173"/>
-        <w:gridCol w:w="3173"/>
-        <w:gridCol w:w="3173"/>
+        <w:gridCol w:w="2880"/>
+        <w:gridCol w:w="2880"/>
+        <w:gridCol w:w="2880"/>
       </w:tblGrid>
       <w:tr>
         <w:tc>
           <w:tcPr>
-            <w:tcW w:type="dxa" w:w="3173"/>
-            <w:shd w:val="clear" w:color="auto" w:fill="6C2BD9"/>
+            <w:tcW w:type="dxa" w:w="2880"/>
           </w:tcPr>
           <w:p>
             <w:pPr>
-              <w:spacing w:after="40" w:before="40"/>
+              <w:spacing w:before="40" w:after="40"/>
             </w:pPr>
-            <w:r>
-              <w:rPr>
-                <w:b/>
-              </w:rPr>
-            </w:r>
             <w:r>
               <w:rPr>
                 <w:rFonts w:ascii="Calibri" w:hAnsi="Calibri" w:eastAsia="宋体"/>
                 <w:b/>
                 <w:i w:val="0"/>
-                <w:color w:val="FFFFFF"/>
-                <w:sz w:val="20"/>
+                <w:color w:val="1A1A2E"/>
+                <w:sz w:val="18"/>
               </w:rPr>
               <w:t>项</w:t>
             </w:r>
@@ -1778,25 +1591,19 @@
         </w:tc>
         <w:tc>
           <w:tcPr>
-            <w:tcW w:type="dxa" w:w="3173"/>
-            <w:shd w:val="clear" w:color="auto" w:fill="6C2BD9"/>
+            <w:tcW w:type="dxa" w:w="2880"/>
           </w:tcPr>
           <w:p>
             <w:pPr>
-              <w:spacing w:after="40" w:before="40"/>
+              <w:spacing w:before="40" w:after="40"/>
             </w:pPr>
-            <w:r>
-              <w:rPr>
-                <w:b/>
-              </w:rPr>
-            </w:r>
             <w:r>
               <w:rPr>
                 <w:rFonts w:ascii="Calibri" w:hAnsi="Calibri" w:eastAsia="宋体"/>
                 <w:b/>
                 <w:i w:val="0"/>
-                <w:color w:val="FFFFFF"/>
-                <w:sz w:val="20"/>
+                <w:color w:val="1A1A2E"/>
+                <w:sz w:val="18"/>
               </w:rPr>
               <w:t>说明</w:t>
             </w:r>
@@ -1804,25 +1611,19 @@
         </w:tc>
         <w:tc>
           <w:tcPr>
-            <w:tcW w:type="dxa" w:w="3173"/>
-            <w:shd w:val="clear" w:color="auto" w:fill="6C2BD9"/>
+            <w:tcW w:type="dxa" w:w="2880"/>
           </w:tcPr>
           <w:p>
             <w:pPr>
-              <w:spacing w:after="40" w:before="40"/>
+              <w:spacing w:before="40" w:after="40"/>
             </w:pPr>
-            <w:r>
-              <w:rPr>
-                <w:b/>
-              </w:rPr>
-            </w:r>
             <w:r>
               <w:rPr>
                 <w:rFonts w:ascii="Calibri" w:hAnsi="Calibri" w:eastAsia="宋体"/>
                 <w:b/>
                 <w:i w:val="0"/>
-                <w:color w:val="FFFFFF"/>
-                <w:sz w:val="20"/>
+                <w:color w:val="1A1A2E"/>
+                <w:sz w:val="18"/>
               </w:rPr>
               <w:t>处置</w:t>
             </w:r>
@@ -1832,20 +1633,19 @@
       <w:tr>
         <w:tc>
           <w:tcPr>
-            <w:tcW w:type="dxa" w:w="3173"/>
+            <w:tcW w:type="dxa" w:w="2880"/>
           </w:tcPr>
           <w:p>
             <w:pPr>
-              <w:spacing w:after="40" w:before="40"/>
+              <w:spacing w:before="40" w:after="40"/>
             </w:pPr>
-            <w:r/>
             <w:r>
               <w:rPr>
                 <w:rFonts w:ascii="Calibri" w:hAnsi="Calibri" w:eastAsia="宋体"/>
                 <w:b w:val="0"/>
                 <w:i w:val="0"/>
                 <w:color w:val="1A1A2E"/>
-                <w:sz w:val="19"/>
+                <w:sz w:val="18"/>
               </w:rPr>
               <w:t>环境级 SIGSEGV</w:t>
             </w:r>
@@ -1853,20 +1653,19 @@
         </w:tc>
         <w:tc>
           <w:tcPr>
-            <w:tcW w:type="dxa" w:w="3173"/>
+            <w:tcW w:type="dxa" w:w="2880"/>
           </w:tcPr>
           <w:p>
             <w:pPr>
-              <w:spacing w:after="40" w:before="40"/>
+              <w:spacing w:before="40" w:after="40"/>
             </w:pPr>
-            <w:r/>
             <w:r>
               <w:rPr>
                 <w:rFonts w:ascii="Calibri" w:hAnsi="Calibri" w:eastAsia="宋体"/>
                 <w:b w:val="0"/>
                 <w:i w:val="0"/>
                 <w:color w:val="1A1A2E"/>
-                <w:sz w:val="19"/>
+                <w:sz w:val="18"/>
               </w:rPr>
               <w:t>Windows 原生 torch/numpy 在含模型/向量的测试中触发段错误</w:t>
             </w:r>
@@ -1874,20 +1673,19 @@
         </w:tc>
         <w:tc>
           <w:tcPr>
-            <w:tcW w:type="dxa" w:w="3173"/>
+            <w:tcW w:type="dxa" w:w="2880"/>
           </w:tcPr>
           <w:p>
             <w:pPr>
-              <w:spacing w:after="40" w:before="40"/>
+              <w:spacing w:before="40" w:after="40"/>
             </w:pPr>
-            <w:r/>
             <w:r>
               <w:rPr>
                 <w:rFonts w:ascii="Calibri" w:hAnsi="Calibri" w:eastAsia="宋体"/>
                 <w:b w:val="0"/>
                 <w:i w:val="0"/>
                 <w:color w:val="1A1A2E"/>
-                <w:sz w:val="19"/>
+                <w:sz w:val="18"/>
               </w:rPr>
               <w:t>干净环境重跑；CI 隔离；py_compile+隔离 pytest 作为可复现闸门</w:t>
             </w:r>
@@ -1897,21 +1695,19 @@
       <w:tr>
         <w:tc>
           <w:tcPr>
-            <w:tcW w:type="dxa" w:w="3173"/>
-            <w:shd w:val="clear" w:color="auto" w:fill="F4F2FA"/>
+            <w:tcW w:type="dxa" w:w="2880"/>
           </w:tcPr>
           <w:p>
             <w:pPr>
-              <w:spacing w:after="40" w:before="40"/>
+              <w:spacing w:before="40" w:after="40"/>
             </w:pPr>
-            <w:r/>
             <w:r>
               <w:rPr>
                 <w:rFonts w:ascii="Calibri" w:hAnsi="Calibri" w:eastAsia="宋体"/>
                 <w:b w:val="0"/>
                 <w:i w:val="0"/>
                 <w:color w:val="1A1A2E"/>
-                <w:sz w:val="19"/>
+                <w:sz w:val="18"/>
               </w:rPr>
               <w:t>演示视频(S4)</w:t>
             </w:r>
@@ -1919,21 +1715,19 @@
         </w:tc>
         <w:tc>
           <w:tcPr>
-            <w:tcW w:type="dxa" w:w="3173"/>
-            <w:shd w:val="clear" w:color="auto" w:fill="F4F2FA"/>
+            <w:tcW w:type="dxa" w:w="2880"/>
           </w:tcPr>
           <w:p>
             <w:pPr>
-              <w:spacing w:after="40" w:before="40"/>
+              <w:spacing w:before="40" w:after="40"/>
             </w:pPr>
-            <w:r/>
             <w:r>
               <w:rPr>
                 <w:rFonts w:ascii="Calibri" w:hAnsi="Calibri" w:eastAsia="宋体"/>
                 <w:b w:val="0"/>
                 <w:i w:val="0"/>
                 <w:color w:val="1A1A2E"/>
-                <w:sz w:val="19"/>
+                <w:sz w:val="18"/>
               </w:rPr>
               <w:t>已录制 7 分钟演示视频并放入提交包，系统功能就绪</w:t>
             </w:r>
@@ -1941,21 +1735,19 @@
         </w:tc>
         <w:tc>
           <w:tcPr>
-            <w:tcW w:type="dxa" w:w="3173"/>
-            <w:shd w:val="clear" w:color="auto" w:fill="F4F2FA"/>
+            <w:tcW w:type="dxa" w:w="2880"/>
           </w:tcPr>
           <w:p>
             <w:pPr>
-              <w:spacing w:after="40" w:before="40"/>
+              <w:spacing w:before="40" w:after="40"/>
             </w:pPr>
-            <w:r/>
             <w:r>
               <w:rPr>
                 <w:rFonts w:ascii="Calibri" w:hAnsi="Calibri" w:eastAsia="宋体"/>
                 <w:b w:val="0"/>
                 <w:i w:val="0"/>
                 <w:color w:val="1A1A2E"/>
-                <w:sz w:val="19"/>
+                <w:sz w:val="18"/>
               </w:rPr>
               <w:t>已完成</w:t>
             </w:r>
@@ -1965,20 +1757,19 @@
       <w:tr>
         <w:tc>
           <w:tcPr>
-            <w:tcW w:type="dxa" w:w="3173"/>
+            <w:tcW w:type="dxa" w:w="2880"/>
           </w:tcPr>
           <w:p>
             <w:pPr>
-              <w:spacing w:after="40" w:before="40"/>
+              <w:spacing w:before="40" w:after="40"/>
             </w:pPr>
-            <w:r/>
             <w:r>
               <w:rPr>
                 <w:rFonts w:ascii="Calibri" w:hAnsi="Calibri" w:eastAsia="宋体"/>
                 <w:b w:val="0"/>
                 <w:i w:val="0"/>
                 <w:color w:val="1A1A2E"/>
-                <w:sz w:val="19"/>
+                <w:sz w:val="18"/>
               </w:rPr>
               <w:t>grounding 阈值</w:t>
             </w:r>
@@ -1986,20 +1777,19 @@
         </w:tc>
         <w:tc>
           <w:tcPr>
-            <w:tcW w:type="dxa" w:w="3173"/>
+            <w:tcW w:type="dxa" w:w="2880"/>
           </w:tcPr>
           <w:p>
             <w:pPr>
-              <w:spacing w:after="40" w:before="40"/>
+              <w:spacing w:before="40" w:after="40"/>
             </w:pPr>
-            <w:r/>
             <w:r>
               <w:rPr>
                 <w:rFonts w:ascii="Calibri" w:hAnsi="Calibri" w:eastAsia="宋体"/>
                 <w:b w:val="0"/>
                 <w:i w:val="0"/>
                 <w:color w:val="1A1A2E"/>
-                <w:sz w:val="19"/>
+                <w:sz w:val="18"/>
               </w:rPr>
               <w:t>0.30/0.50 为 E5 经验值，需生产日志调参</w:t>
             </w:r>
@@ -2007,20 +1797,19 @@
         </w:tc>
         <w:tc>
           <w:tcPr>
-            <w:tcW w:type="dxa" w:w="3173"/>
+            <w:tcW w:type="dxa" w:w="2880"/>
           </w:tcPr>
           <w:p>
             <w:pPr>
-              <w:spacing w:after="40" w:before="40"/>
+              <w:spacing w:before="40" w:after="40"/>
             </w:pPr>
-            <w:r/>
             <w:r>
               <w:rPr>
                 <w:rFonts w:ascii="Calibri" w:hAnsi="Calibri" w:eastAsia="宋体"/>
                 <w:b w:val="0"/>
                 <w:i w:val="0"/>
                 <w:color w:val="1A1A2E"/>
-                <w:sz w:val="19"/>
+                <w:sz w:val="18"/>
               </w:rPr>
               <w:t>保留可调参数，日志输出"知识支撑度(防幻觉)"</w:t>
             </w:r>
@@ -2030,21 +1819,19 @@
       <w:tr>
         <w:tc>
           <w:tcPr>
-            <w:tcW w:type="dxa" w:w="3173"/>
-            <w:shd w:val="clear" w:color="auto" w:fill="F4F2FA"/>
+            <w:tcW w:type="dxa" w:w="2880"/>
           </w:tcPr>
           <w:p>
             <w:pPr>
-              <w:spacing w:after="40" w:before="40"/>
+              <w:spacing w:before="40" w:after="40"/>
             </w:pPr>
-            <w:r/>
             <w:r>
               <w:rPr>
                 <w:rFonts w:ascii="Calibri" w:hAnsi="Calibri" w:eastAsia="宋体"/>
                 <w:b w:val="0"/>
                 <w:i w:val="0"/>
                 <w:color w:val="1A1A2E"/>
-                <w:sz w:val="19"/>
+                <w:sz w:val="18"/>
               </w:rPr>
               <w:t>知识库规模</w:t>
             </w:r>
@@ -2052,21 +1839,19 @@
         </w:tc>
         <w:tc>
           <w:tcPr>
-            <w:tcW w:type="dxa" w:w="3173"/>
-            <w:shd w:val="clear" w:color="auto" w:fill="F4F2FA"/>
+            <w:tcW w:type="dxa" w:w="2880"/>
           </w:tcPr>
           <w:p>
             <w:pPr>
-              <w:spacing w:after="40" w:before="40"/>
+              <w:spacing w:before="40" w:after="40"/>
             </w:pPr>
-            <w:r/>
             <w:r>
               <w:rPr>
                 <w:rFonts w:ascii="Calibri" w:hAnsi="Calibri" w:eastAsia="宋体"/>
                 <w:b w:val="0"/>
                 <w:i w:val="0"/>
                 <w:color w:val="1A1A2E"/>
-                <w:sz w:val="19"/>
+                <w:sz w:val="18"/>
               </w:rPr>
               <w:t>当前为教材/习题核心集，生产可扩展 Milvus 大规模库</w:t>
             </w:r>
@@ -2074,21 +1859,19 @@
         </w:tc>
         <w:tc>
           <w:tcPr>
-            <w:tcW w:type="dxa" w:w="3173"/>
-            <w:shd w:val="clear" w:color="auto" w:fill="F4F2FA"/>
+            <w:tcW w:type="dxa" w:w="2880"/>
           </w:tcPr>
           <w:p>
             <w:pPr>
-              <w:spacing w:after="40" w:before="40"/>
+              <w:spacing w:before="40" w:after="40"/>
             </w:pPr>
-            <w:r/>
             <w:r>
               <w:rPr>
                 <w:rFonts w:ascii="Calibri" w:hAnsi="Calibri" w:eastAsia="宋体"/>
                 <w:b w:val="0"/>
                 <w:i w:val="0"/>
                 <w:color w:val="1A1A2E"/>
-                <w:sz w:val="19"/>
+                <w:sz w:val="18"/>
               </w:rPr>
               <w:t>抽象层已就绪，平滑切换</w:t>
             </w:r>
@@ -2096,11 +1879,7 @@
         </w:tc>
       </w:tr>
     </w:tbl>
-    <w:p>
-      <w:pPr>
-        <w:spacing w:after="40"/>
-      </w:pPr>
-    </w:p>
+    <w:p/>
     <w:p>
       <w:pPr>
         <w:jc w:val="center"/>
@@ -2109,7 +1888,6 @@
         <w:rPr>
           <w:rFonts w:ascii="Calibri" w:hAnsi="Calibri" w:eastAsia="宋体"/>
           <w:b w:val="0"/>
-          <w:i w:val="0"/>
           <w:color w:val="999999"/>
           <w:sz w:val="18"/>
         </w:rPr>
@@ -2118,23 +1896,35 @@
     </w:p>
     <w:p>
       <w:pPr>
-        <w:pStyle w:val="Heading2"/>
+        <w:pStyle w:val="Heading1"/>
       </w:pPr>
       <w:r>
+        <w:rPr>
+          <w:rFonts w:ascii="Calibri" w:hAnsi="Calibri" w:eastAsia="宋体"/>
+          <w:b/>
+          <w:color w:val="6C2BD9"/>
+          <w:sz w:val="28"/>
+        </w:rPr>
         <w:t>5. 评价</w:t>
       </w:r>
     </w:p>
     <w:p>
       <w:pPr>
-        <w:pStyle w:val="Heading3"/>
+        <w:pStyle w:val="Heading2"/>
       </w:pPr>
       <w:r>
+        <w:rPr>
+          <w:rFonts w:ascii="Calibri" w:hAnsi="Calibri" w:eastAsia="宋体"/>
+          <w:b/>
+          <w:color w:val="6C2BD9"/>
+          <w:sz w:val="24"/>
+        </w:rPr>
         <w:t>5.1 测试结论</w:t>
       </w:r>
     </w:p>
     <w:p>
       <w:pPr>
-        <w:spacing w:after="100" w:line="336" w:lineRule="auto"/>
+        <w:spacing w:before="80" w:after="80" w:line="276" w:lineRule="auto"/>
       </w:pPr>
       <w:r>
         <w:rPr>
@@ -2149,27 +1939,23 @@
     </w:p>
     <w:p>
       <w:pPr>
-        <w:pStyle w:val="Heading3"/>
+        <w:pStyle w:val="Heading2"/>
       </w:pPr>
       <w:r>
+        <w:rPr>
+          <w:rFonts w:ascii="Calibri" w:hAnsi="Calibri" w:eastAsia="宋体"/>
+          <w:b/>
+          <w:color w:val="6C2BD9"/>
+          <w:sz w:val="24"/>
+        </w:rPr>
         <w:t>5.2 建议</w:t>
       </w:r>
     </w:p>
     <w:p>
       <w:pPr>
-        <w:spacing w:after="40" w:line="312" w:lineRule="auto"/>
+        <w:spacing w:before="40" w:after="40" w:line="276" w:lineRule="auto"/>
         <w:ind w:left="454"/>
       </w:pPr>
-      <w:r>
-        <w:rPr>
-          <w:rFonts w:ascii="Calibri" w:hAnsi="Calibri" w:eastAsia="宋体"/>
-          <w:b/>
-          <w:i w:val="0"/>
-          <w:color w:val="6C2BD9"/>
-          <w:sz w:val="21"/>
-        </w:rPr>
-        <w:t xml:space="preserve">1. </w:t>
-      </w:r>
       <w:r>
         <w:rPr>
           <w:rFonts w:ascii="Calibri" w:hAnsi="Calibri" w:eastAsia="宋体"/>
@@ -2178,24 +1964,14 @@
           <w:color w:val="1A1A2E"/>
           <w:sz w:val="21"/>
         </w:rPr>
-        <w:t>在生产环境以 Milvus 替代内存向量库，扩充知识库规模并复跑 grounding 阈值标定。</w:t>
+        <w:t>1. 在生产环境以 Milvus 替代内存向量库，扩充知识库规模并复跑 grounding 阈值标定。</w:t>
       </w:r>
     </w:p>
     <w:p>
       <w:pPr>
-        <w:spacing w:after="40" w:line="312" w:lineRule="auto"/>
+        <w:spacing w:before="40" w:after="40" w:line="276" w:lineRule="auto"/>
         <w:ind w:left="454"/>
       </w:pPr>
-      <w:r>
-        <w:rPr>
-          <w:rFonts w:ascii="Calibri" w:hAnsi="Calibri" w:eastAsia="宋体"/>
-          <w:b/>
-          <w:i w:val="0"/>
-          <w:color w:val="6C2BD9"/>
-          <w:sz w:val="21"/>
-        </w:rPr>
-        <w:t xml:space="preserve">2. </w:t>
-      </w:r>
       <w:r>
         <w:rPr>
           <w:rFonts w:ascii="Calibri" w:hAnsi="Calibri" w:eastAsia="宋体"/>
@@ -2204,24 +1980,14 @@
           <w:color w:val="1A1A2E"/>
           <w:sz w:val="21"/>
         </w:rPr>
-        <w:t>以 CI 在 Linux 干净环境固化端到端测试，消除环境级 SIGSEGV 噪声。</w:t>
+        <w:t>2. 以 CI 在 Linux 干净环境固化端到端测试，消除环境级 SIGSEGV 噪声。</w:t>
       </w:r>
     </w:p>
     <w:p>
       <w:pPr>
-        <w:spacing w:after="40" w:line="312" w:lineRule="auto"/>
+        <w:spacing w:before="40" w:after="40" w:line="276" w:lineRule="auto"/>
         <w:ind w:left="454"/>
       </w:pPr>
-      <w:r>
-        <w:rPr>
-          <w:rFonts w:ascii="Calibri" w:hAnsi="Calibri" w:eastAsia="宋体"/>
-          <w:b/>
-          <w:i w:val="0"/>
-          <w:color w:val="6C2BD9"/>
-          <w:sz w:val="21"/>
-        </w:rPr>
-        <w:t xml:space="preserve">3. </w:t>
-      </w:r>
       <w:r>
         <w:rPr>
           <w:rFonts w:ascii="Calibri" w:hAnsi="Calibri" w:eastAsia="宋体"/>
@@ -2230,14 +1996,14 @@
           <w:color w:val="1A1A2E"/>
           <w:sz w:val="21"/>
         </w:rPr>
-        <w:t xml:space="preserve">持续采集 </w:t>
+        <w:t xml:space="preserve">3. 持续采集 </w:t>
       </w:r>
       <w:r>
         <w:rPr>
           <w:rFonts w:ascii="Consolas" w:hAnsi="Consolas" w:eastAsia="Consolas"/>
           <w:b w:val="0"/>
           <w:i w:val="0"/>
-          <w:color w:val="C53AE8"/>
+          <w:color w:val="1A1A2E"/>
           <w:sz w:val="20"/>
         </w:rPr>
         <w:t>grounding_score</w:t>
@@ -2253,108 +2019,14 @@
         <w:t xml:space="preserve"> 分布，优化阈值与证据溯源展示。</w:t>
       </w:r>
     </w:p>
-    <w:p/>
-    <w:p>
-      <w:pPr>
-        <w:jc w:val="center"/>
-      </w:pPr>
-      <w:r>
-        <w:rPr>
-          <w:rFonts w:ascii="Calibri" w:hAnsi="Calibri" w:eastAsia="宋体"/>
-          <w:b w:val="0"/>
-          <w:i/>
-          <w:color w:val="999999"/>
-          <w:sz w:val="17"/>
-        </w:rPr>
-        <w:t>━ 本文档由 MARS-408 参赛团队编写，2026 福建高校「火山杯」Agent 创新大赛参赛配套 ━</w:t>
-      </w:r>
-    </w:p>
     <w:sectPr>
-      <w:headerReference w:type="default" r:id="rId9"/>
-      <w:footerReference w:type="default" r:id="rId10"/>
       <w:pgSz w:w="12240" w:h="15840"/>
-      <w:pgMar w:top="1247" w:right="1361" w:bottom="1134" w:left="1361" w:header="720" w:footer="720" w:gutter="0"/>
+      <w:pgMar w:top="1440" w:right="1800" w:bottom="1440" w:left="1800" w:header="720" w:footer="720" w:gutter="0"/>
       <w:cols w:space="720"/>
       <w:docGrid w:linePitch="360"/>
     </w:sectPr>
   </w:body>
 </w:document>
-</file>
-
-<file path=word/footer1.xml><?xml version="1.0" encoding="utf-8"?>
-<w:ftr xmlns:m="http://schemas.openxmlformats.org/officeDocument/2006/math" xmlns:mc="http://schemas.openxmlformats.org/markup-compatibility/2006" xmlns:mo="http://schemas.microsoft.com/office/mac/office/2008/main" xmlns:mv="urn:schemas-microsoft-com:mac:vml" xmlns:o="urn:schemas-microsoft-com:office:office" xmlns:r="http://schemas.openxmlformats.org/officeDocument/2006/relationships" xmlns:v="urn:schemas-microsoft-com:vml" xmlns:w10="urn:schemas-microsoft-com:office:word" xmlns:w14="http://schemas.microsoft.com/office/word/2010/wordml" xmlns:w="http://schemas.openxmlformats.org/wordprocessingml/2006/main" xmlns:wne="http://schemas.microsoft.com/office/word/2006/wordml" xmlns:wp14="http://schemas.microsoft.com/office/word/2010/wordprocessingDrawing" xmlns:wp="http://schemas.openxmlformats.org/drawingml/2006/wordprocessingDrawing" xmlns:wpc="http://schemas.microsoft.com/office/word/2010/wordprocessingCanvas" xmlns:wpg="http://schemas.microsoft.com/office/word/2010/wordprocessingGroup" xmlns:wpi="http://schemas.microsoft.com/office/word/2010/wordprocessingInk" xmlns:wps="http://schemas.microsoft.com/office/word/2010/wordprocessingShape" mc:Ignorable="w14 wp14">
-  <w:p>
-    <w:pPr>
-      <w:pStyle w:val="Footer"/>
-      <w:jc w:val="center"/>
-    </w:pPr>
-    <w:r>
-      <w:rPr>
-        <w:rFonts w:ascii="Calibri" w:hAnsi="Calibri" w:eastAsia="宋体"/>
-        <w:b w:val="0"/>
-        <w:i w:val="0"/>
-        <w:color w:val="666666"/>
-        <w:sz w:val="18"/>
-      </w:rPr>
-      <w:t xml:space="preserve">第 </w:t>
-    </w:r>
-    <w:r>
-      <w:fldChar w:fldCharType="begin"/>
-      <w:instrText xml:space="preserve">PAGE</w:instrText>
-      <w:fldChar w:fldCharType="separate"/>
-      <w:t>右键更新域可生成目录</w:t>
-      <w:fldChar w:fldCharType="end"/>
-    </w:r>
-    <w:r>
-      <w:rPr>
-        <w:rFonts w:ascii="Calibri" w:hAnsi="Calibri" w:eastAsia="宋体"/>
-        <w:b w:val="0"/>
-        <w:i w:val="0"/>
-        <w:color w:val="666666"/>
-        <w:sz w:val="18"/>
-      </w:rPr>
-      <w:t xml:space="preserve"> 页 / 共 </w:t>
-    </w:r>
-    <w:r>
-      <w:fldChar w:fldCharType="begin"/>
-      <w:instrText xml:space="preserve">NUMPAGES</w:instrText>
-      <w:fldChar w:fldCharType="separate"/>
-      <w:t>右键更新域可生成目录</w:t>
-      <w:fldChar w:fldCharType="end"/>
-    </w:r>
-    <w:r>
-      <w:rPr>
-        <w:rFonts w:ascii="Calibri" w:hAnsi="Calibri" w:eastAsia="宋体"/>
-        <w:b w:val="0"/>
-        <w:i w:val="0"/>
-        <w:color w:val="666666"/>
-        <w:sz w:val="18"/>
-      </w:rPr>
-      <w:t xml:space="preserve"> 页</w:t>
-    </w:r>
-  </w:p>
-</w:ftr>
-</file>
-
-<file path=word/header1.xml><?xml version="1.0" encoding="utf-8"?>
-<w:hdr xmlns:m="http://schemas.openxmlformats.org/officeDocument/2006/math" xmlns:mc="http://schemas.openxmlformats.org/markup-compatibility/2006" xmlns:mo="http://schemas.microsoft.com/office/mac/office/2008/main" xmlns:mv="urn:schemas-microsoft-com:mac:vml" xmlns:o="urn:schemas-microsoft-com:office:office" xmlns:r="http://schemas.openxmlformats.org/officeDocument/2006/relationships" xmlns:v="urn:schemas-microsoft-com:vml" xmlns:w10="urn:schemas-microsoft-com:office:word" xmlns:w14="http://schemas.microsoft.com/office/word/2010/wordml" xmlns:w="http://schemas.openxmlformats.org/wordprocessingml/2006/main" xmlns:wne="http://schemas.microsoft.com/office/word/2006/wordml" xmlns:wp14="http://schemas.microsoft.com/office/word/2010/wordprocessingDrawing" xmlns:wp="http://schemas.openxmlformats.org/drawingml/2006/wordprocessingDrawing" xmlns:wpc="http://schemas.microsoft.com/office/word/2010/wordprocessingCanvas" xmlns:wpg="http://schemas.microsoft.com/office/word/2010/wordprocessingGroup" xmlns:wpi="http://schemas.microsoft.com/office/word/2010/wordprocessingInk" xmlns:wps="http://schemas.microsoft.com/office/word/2010/wordprocessingShape" mc:Ignorable="w14 wp14">
-  <w:p>
-    <w:pPr>
-      <w:pStyle w:val="Header"/>
-      <w:jc w:val="right"/>
-    </w:pPr>
-    <w:r>
-      <w:rPr>
-        <w:rFonts w:ascii="Calibri" w:hAnsi="Calibri" w:eastAsia="宋体"/>
-        <w:b w:val="0"/>
-        <w:i w:val="0"/>
-        <w:color w:val="999999"/>
-        <w:sz w:val="17"/>
-      </w:rPr>
-      <w:t>MARS-408 · 测试分析报告</w:t>
-    </w:r>
-  </w:p>
-</w:hdr>
 </file>
 
 <file path=word/numbering.xml><?xml version="1.0" encoding="utf-8"?>
@@ -2720,14 +2392,6 @@
     <w:name w:val="Normal"/>
     <w:qFormat/>
     <w:rsid w:val="00FC693F"/>
-    <w:pPr>
-      <w:spacing w:lineRule="auto" w:line="324" w:after="80"/>
-    </w:pPr>
-    <w:rPr>
-      <w:rFonts w:ascii="Calibri" w:hAnsi="Calibri" w:eastAsia="宋体"/>
-      <w:color w:val="1A1A2E"/>
-      <w:sz w:val="21"/>
-    </w:rPr>
   </w:style>
   <w:style w:type="paragraph" w:styleId="Header">
     <w:name w:val="header"/>
@@ -2784,15 +2448,15 @@
     <w:pPr>
       <w:keepNext/>
       <w:keepLines/>
-      <w:spacing w:before="280" w:after="120"/>
+      <w:spacing w:before="480" w:after="0"/>
       <w:outlineLvl w:val="0"/>
     </w:pPr>
     <w:rPr>
-      <w:rFonts w:asciiTheme="majorHAnsi" w:eastAsiaTheme="majorEastAsia" w:hAnsiTheme="majorHAnsi" w:cstheme="majorBidi" w:ascii="Calibri" w:hAnsi="Calibri" w:eastAsia="黑体"/>
+      <w:rFonts w:asciiTheme="majorHAnsi" w:eastAsiaTheme="majorEastAsia" w:hAnsiTheme="majorHAnsi" w:cstheme="majorBidi"/>
       <w:b/>
       <w:bCs/>
-      <w:color w:val="4A1F96"/>
-      <w:sz w:val="36"/>
+      <w:color w:val="365F91" w:themeColor="accent1" w:themeShade="BF"/>
+      <w:sz w:val="28"/>
       <w:szCs w:val="28"/>
     </w:rPr>
   </w:style>
@@ -2808,15 +2472,15 @@
     <w:pPr>
       <w:keepNext/>
       <w:keepLines/>
-      <w:spacing w:before="280" w:after="120"/>
+      <w:spacing w:before="200" w:after="0"/>
       <w:outlineLvl w:val="1"/>
     </w:pPr>
     <w:rPr>
-      <w:rFonts w:asciiTheme="majorHAnsi" w:eastAsiaTheme="majorEastAsia" w:hAnsiTheme="majorHAnsi" w:cstheme="majorBidi" w:ascii="Calibri" w:hAnsi="Calibri" w:eastAsia="黑体"/>
+      <w:rFonts w:asciiTheme="majorHAnsi" w:eastAsiaTheme="majorEastAsia" w:hAnsiTheme="majorHAnsi" w:cstheme="majorBidi"/>
       <w:b/>
       <w:bCs/>
-      <w:color w:val="6C2BD9"/>
-      <w:sz w:val="30"/>
+      <w:color w:val="4F81BD" w:themeColor="accent1"/>
+      <w:sz w:val="26"/>
       <w:szCs w:val="26"/>
     </w:rPr>
   </w:style>
@@ -2832,15 +2496,14 @@
     <w:pPr>
       <w:keepNext/>
       <w:keepLines/>
-      <w:spacing w:before="160" w:after="120"/>
+      <w:spacing w:before="200" w:after="0"/>
       <w:outlineLvl w:val="2"/>
     </w:pPr>
     <w:rPr>
-      <w:rFonts w:asciiTheme="majorHAnsi" w:eastAsiaTheme="majorEastAsia" w:hAnsiTheme="majorHAnsi" w:cstheme="majorBidi" w:ascii="Calibri" w:hAnsi="Calibri" w:eastAsia="黑体"/>
+      <w:rFonts w:asciiTheme="majorHAnsi" w:eastAsiaTheme="majorEastAsia" w:hAnsiTheme="majorHAnsi" w:cstheme="majorBidi"/>
       <w:b/>
       <w:bCs/>
-      <w:color w:val="1A1A2E"/>
-      <w:sz w:val="26"/>
+      <w:color w:val="4F81BD" w:themeColor="accent1"/>
     </w:rPr>
   </w:style>
   <w:style w:type="paragraph" w:styleId="Heading4">
@@ -2856,17 +2519,16 @@
     <w:pPr>
       <w:keepNext/>
       <w:keepLines/>
-      <w:spacing w:before="160" w:after="120"/>
+      <w:spacing w:before="200" w:after="0"/>
       <w:outlineLvl w:val="3"/>
     </w:pPr>
     <w:rPr>
-      <w:rFonts w:asciiTheme="majorHAnsi" w:eastAsiaTheme="majorEastAsia" w:hAnsiTheme="majorHAnsi" w:cstheme="majorBidi" w:ascii="Calibri" w:hAnsi="Calibri" w:eastAsia="黑体"/>
+      <w:rFonts w:asciiTheme="majorHAnsi" w:eastAsiaTheme="majorEastAsia" w:hAnsiTheme="majorHAnsi" w:cstheme="majorBidi"/>
       <w:b/>
       <w:bCs/>
       <w:i/>
       <w:iCs/>
-      <w:color w:val="1A1A2E"/>
-      <w:sz w:val="23"/>
+      <w:color w:val="4F81BD" w:themeColor="accent1"/>
     </w:rPr>
   </w:style>
   <w:style w:type="paragraph" w:styleId="Heading5">
